--- a/lessons/7-6/downloads/reveal/teacher/7.6-session-1-prerequisite-practice-b.docx
+++ b/lessons/7-6/downloads/reveal/teacher/7.6-session-1-prerequisite-practice-b.docx
@@ -15,10 +15,28 @@
         <w:rPr>
           <w:rFonts w:ascii="Avenir Next" w:hAnsi="Avenir Next" w:cs="Avenir Next" w:eastAsia="Avenir Next"/>
           <w:color w:val="1A1A1A"/>
+          <w:sz w:val="22"/>
+          <w:szCs w:val="20"/>
+        </w:rPr>
+        <w:t xml:space="preserve">Name</w:t>
+      </w:r>
+      <w:r>
+        <w:rPr>
+          <w:rFonts w:ascii="Avenir Next" w:hAnsi="Avenir Next" w:cs="Avenir Next" w:eastAsia="Avenir Next"/>
+          <w:color w:val="1A1A1A"/>
           <w:sz w:val="20"/>
           <w:szCs w:val="20"/>
         </w:rPr>
-        <w:t xml:space="preserve">Name</w:t>
+        <w:tab/>
+      </w:r>
+      <w:r>
+        <w:rPr>
+          <w:rFonts w:ascii="Avenir Next" w:hAnsi="Avenir Next" w:cs="Avenir Next" w:eastAsia="Avenir Next"/>
+          <w:color w:val="1A1A1A"/>
+          <w:sz w:val="22"/>
+          <w:szCs w:val="20"/>
+        </w:rPr>
+        <w:t xml:space="preserve">   Date</w:t>
       </w:r>
       <w:r>
         <w:rPr>
@@ -33,25 +51,7 @@
         <w:rPr>
           <w:rFonts w:ascii="Avenir Next" w:hAnsi="Avenir Next" w:cs="Avenir Next" w:eastAsia="Avenir Next"/>
           <w:color w:val="1A1A1A"/>
-          <w:sz w:val="20"/>
-          <w:szCs w:val="20"/>
-        </w:rPr>
-        <w:t xml:space="preserve">   Date</w:t>
-      </w:r>
-      <w:r>
-        <w:rPr>
-          <w:rFonts w:ascii="Avenir Next" w:hAnsi="Avenir Next" w:cs="Avenir Next" w:eastAsia="Avenir Next"/>
-          <w:color w:val="1A1A1A"/>
-          <w:sz w:val="20"/>
-          <w:szCs w:val="20"/>
-        </w:rPr>
-        <w:tab/>
-      </w:r>
-      <w:r>
-        <w:rPr>
-          <w:rFonts w:ascii="Avenir Next" w:hAnsi="Avenir Next" w:cs="Avenir Next" w:eastAsia="Avenir Next"/>
-          <w:color w:val="1A1A1A"/>
-          <w:sz w:val="20"/>
+          <w:sz w:val="22"/>
           <w:szCs w:val="20"/>
         </w:rPr>
         <w:t xml:space="preserve">   Period</w:t>
@@ -78,7 +78,7 @@
           <w:caps/>
           <w:color w:val="003A70"/>
           <w:spacing w:val="12"/>
-          <w:sz w:val="19"/>
+          <w:sz w:val="22"/>
           <w:szCs w:val="19"/>
         </w:rPr>
         <w:t xml:space="preserve">Lesson 7-6  ·  Session 1  ·  Prerequisite Practice B  ·  Skill 1 of 2</w:t>
@@ -86,6 +86,7 @@
     </w:p>
     <w:p>
       <w:pPr>
+        <w:pStyle w:val="Heading1"/>
         <w:keepNext/>
         <w:spacing w:before="0" w:after="10" w:line="240" w:lineRule="auto"/>
       </w:pPr>
@@ -111,7 +112,7 @@
         <w:rPr>
           <w:rFonts w:ascii="Avenir Next" w:hAnsi="Avenir Next" w:cs="Avenir Next" w:eastAsia="Avenir Next"/>
           <w:color w:val="5A5F66"/>
-          <w:sz w:val="17"/>
+          <w:sz w:val="22"/>
           <w:szCs w:val="17"/>
         </w:rPr>
         <w:t xml:space="preserve">Builds on Lesson 7-3 Session 1 · 6.NS.C.7c</w:t>
@@ -154,6 +155,7 @@
           </w:tcPr>
           <w:p>
             <w:pPr>
+              <w:pStyle w:val="Heading2"/>
               <w:spacing w:before="0" w:after="0" w:line="252" w:lineRule="auto"/>
             </w:pPr>
             <w:r>
@@ -183,7 +185,7 @@
               <w:rPr>
                 <w:rFonts w:ascii="Avenir Next" w:hAnsi="Avenir Next" w:cs="Avenir Next" w:eastAsia="Avenir Next"/>
                 <w:color w:val="1A1A1A"/>
-                <w:sz w:val="20"/>
+                <w:sz w:val="22"/>
                 <w:szCs w:val="20"/>
               </w:rPr>
               <w:t xml:space="preserve">The drone flies from y = 13 down to y = −4. |13| = 13 and |−4| = 4.</w:t>
@@ -203,6 +205,7 @@
           </w:tcPr>
           <w:p>
             <w:pPr>
+              <w:pStyle w:val="Heading2"/>
               <w:spacing w:before="0" w:after="0" w:line="252" w:lineRule="auto"/>
             </w:pPr>
             <w:r>
@@ -232,7 +235,7 @@
               <w:rPr>
                 <w:rFonts w:ascii="Avenir Next" w:hAnsi="Avenir Next" w:cs="Avenir Next" w:eastAsia="Avenir Next"/>
                 <w:color w:val="1A1A1A"/>
-                <w:sz w:val="20"/>
+                <w:sz w:val="22"/>
                 <w:szCs w:val="20"/>
               </w:rPr>
               <w:t xml:space="preserve">Find the absolute value of a number, like |−4| = 4.  </w:t>
@@ -242,7 +245,7 @@
                 <w:rFonts w:ascii="Avenir Next" w:hAnsi="Avenir Next" w:cs="Avenir Next" w:eastAsia="Avenir Next"/>
                 <w:b/>
                 <w:color w:val="1A1A1A"/>
-                <w:sz w:val="20"/>
+                <w:sz w:val="22"/>
                 <w:szCs w:val="20"/>
               </w:rPr>
               <w:t xml:space="preserve">You will use it in Practice Form A, problems 3 and 7.</w:t>
@@ -253,6 +256,7 @@
     </w:tbl>
     <w:p>
       <w:pPr>
+        <w:pStyle w:val="Heading2"/>
         <w:keepNext/>
         <w:pBdr>
           <w:bottom w:val="single" w:sz="8" w:space="3" w:color="003A70"/>
@@ -268,7 +272,7 @@
           <w:b/>
           <w:color w:val="003A70"/>
           <w:spacing w:val="14"/>
-          <w:sz w:val="19"/>
+          <w:sz w:val="22"/>
           <w:szCs w:val="19"/>
         </w:rPr>
         <w:t xml:space="preserve">STEPS TO FOLLOW</w:t>
@@ -287,7 +291,7 @@
           <w:rFonts w:ascii="Avenir Next" w:hAnsi="Avenir Next" w:cs="Avenir Next" w:eastAsia="Avenir Next"/>
           <w:i/>
           <w:color w:val="5A5F66"/>
-          <w:sz w:val="17"/>
+          <w:sz w:val="22"/>
           <w:szCs w:val="17"/>
         </w:rPr>
         <w:t xml:space="preserve">use these same steps on every problem</w:t>
@@ -329,6 +333,7 @@
           </w:tcPr>
           <w:p>
             <w:pPr>
+              <w:pStyle w:val="Heading1"/>
               <w:spacing w:before="0" w:after="0" w:line="240" w:lineRule="auto"/>
               <w:jc w:val="center"/>
             </w:pPr>
@@ -357,7 +362,7 @@
               <w:rPr>
                 <w:rFonts w:ascii="Avenir Next" w:hAnsi="Avenir Next" w:cs="Avenir Next" w:eastAsia="Avenir Next"/>
                 <w:color w:val="1A1A1A"/>
-                <w:sz w:val="21"/>
+                <w:sz w:val="22"/>
                 <w:szCs w:val="21"/>
               </w:rPr>
               <w:t xml:space="preserve">Find the number on the </w:t>
@@ -367,7 +372,7 @@
                 <w:rFonts w:ascii="Avenir Next" w:hAnsi="Avenir Next" w:cs="Avenir Next" w:eastAsia="Avenir Next"/>
                 <w:b/>
                 <w:color w:val="1A1A1A"/>
-                <w:sz w:val="21"/>
+                <w:sz w:val="22"/>
                 <w:szCs w:val="21"/>
               </w:rPr>
               <w:t xml:space="preserve">number line</w:t>
@@ -376,7 +381,7 @@
               <w:rPr>
                 <w:rFonts w:ascii="Avenir Next" w:hAnsi="Avenir Next" w:cs="Avenir Next" w:eastAsia="Avenir Next"/>
                 <w:color w:val="1A1A1A"/>
-                <w:sz w:val="21"/>
+                <w:sz w:val="22"/>
                 <w:szCs w:val="21"/>
               </w:rPr>
               <w:t xml:space="preserve">.</w:t>
@@ -395,6 +400,7 @@
           </w:tcPr>
           <w:p>
             <w:pPr>
+              <w:pStyle w:val="Heading1"/>
               <w:spacing w:before="0" w:after="0" w:line="240" w:lineRule="auto"/>
               <w:jc w:val="center"/>
             </w:pPr>
@@ -424,7 +430,7 @@
                 <w:rFonts w:ascii="Avenir Next" w:hAnsi="Avenir Next" w:cs="Avenir Next" w:eastAsia="Avenir Next"/>
                 <w:b/>
                 <w:color w:val="1A1A1A"/>
-                <w:sz w:val="21"/>
+                <w:sz w:val="22"/>
                 <w:szCs w:val="21"/>
               </w:rPr>
               <w:t xml:space="preserve">Count</w:t>
@@ -433,7 +439,7 @@
               <w:rPr>
                 <w:rFonts w:ascii="Avenir Next" w:hAnsi="Avenir Next" w:cs="Avenir Next" w:eastAsia="Avenir Next"/>
                 <w:color w:val="1A1A1A"/>
-                <w:sz w:val="21"/>
+                <w:sz w:val="22"/>
                 <w:szCs w:val="21"/>
               </w:rPr>
               <w:t xml:space="preserve"> the units from it to 0.</w:t>
@@ -452,6 +458,7 @@
           </w:tcPr>
           <w:p>
             <w:pPr>
+              <w:pStyle w:val="Heading1"/>
               <w:spacing w:before="0" w:after="0" w:line="240" w:lineRule="auto"/>
               <w:jc w:val="center"/>
             </w:pPr>
@@ -480,7 +487,7 @@
               <w:rPr>
                 <w:rFonts w:ascii="Avenir Next" w:hAnsi="Avenir Next" w:cs="Avenir Next" w:eastAsia="Avenir Next"/>
                 <w:color w:val="1A1A1A"/>
-                <w:sz w:val="21"/>
+                <w:sz w:val="22"/>
                 <w:szCs w:val="21"/>
               </w:rPr>
               <w:t xml:space="preserve">That count is the </w:t>
@@ -490,7 +497,7 @@
                 <w:rFonts w:ascii="Avenir Next" w:hAnsi="Avenir Next" w:cs="Avenir Next" w:eastAsia="Avenir Next"/>
                 <w:b/>
                 <w:color w:val="1A1A1A"/>
-                <w:sz w:val="21"/>
+                <w:sz w:val="22"/>
                 <w:szCs w:val="21"/>
               </w:rPr>
               <w:t xml:space="preserve">absolute value</w:t>
@@ -499,7 +506,7 @@
               <w:rPr>
                 <w:rFonts w:ascii="Avenir Next" w:hAnsi="Avenir Next" w:cs="Avenir Next" w:eastAsia="Avenir Next"/>
                 <w:color w:val="1A1A1A"/>
-                <w:sz w:val="21"/>
+                <w:sz w:val="22"/>
                 <w:szCs w:val="21"/>
               </w:rPr>
               <w:t xml:space="preserve">. It is never negative.</w:t>
@@ -510,6 +517,7 @@
     </w:tbl>
     <w:p>
       <w:pPr>
+        <w:pStyle w:val="Heading2"/>
         <w:keepNext/>
         <w:pBdr>
           <w:bottom w:val="single" w:sz="8" w:space="3" w:color="003A70"/>
@@ -525,7 +533,7 @@
           <w:b/>
           <w:color w:val="003A70"/>
           <w:spacing w:val="14"/>
-          <w:sz w:val="19"/>
+          <w:sz w:val="22"/>
           <w:szCs w:val="19"/>
         </w:rPr>
         <w:t xml:space="preserve">WATCH ME</w:t>
@@ -544,7 +552,7 @@
           <w:rFonts w:ascii="Avenir Next" w:hAnsi="Avenir Next" w:cs="Avenir Next" w:eastAsia="Avenir Next"/>
           <w:i/>
           <w:color w:val="5A5F66"/>
-          <w:sz w:val="17"/>
+          <w:sz w:val="22"/>
           <w:szCs w:val="17"/>
         </w:rPr>
         <w:t xml:space="preserve">the steps in action</w:t>
@@ -559,7 +567,7 @@
           <w:rFonts w:ascii="Avenir Next" w:hAnsi="Avenir Next" w:cs="Avenir Next" w:eastAsia="Avenir Next"/>
           <w:b/>
           <w:color w:val="1A1A1A"/>
-          <w:sz w:val="21"/>
+          <w:sz w:val="22"/>
           <w:szCs w:val="21"/>
         </w:rPr>
         <w:t xml:space="preserve">Find |−3.5|.</w:t>
@@ -578,25 +586,25 @@
           <w:rFonts w:ascii="Avenir Next" w:hAnsi="Avenir Next" w:cs="Avenir Next" w:eastAsia="Avenir Next"/>
           <w:b/>
           <w:color w:val="003A70"/>
+          <w:sz w:val="22"/>
+          <w:szCs w:val="19"/>
+        </w:rPr>
+        <w:t xml:space="preserve">Step 1</w:t>
+      </w:r>
+      <w:r>
+        <w:rPr>
+          <w:rFonts w:ascii="Avenir Next" w:hAnsi="Avenir Next" w:cs="Avenir Next" w:eastAsia="Avenir Next"/>
+          <w:color w:val="1A1A1A"/>
           <w:sz w:val="19"/>
           <w:szCs w:val="19"/>
         </w:rPr>
-        <w:t xml:space="preserve">Step 1</w:t>
-      </w:r>
-      <w:r>
-        <w:rPr>
-          <w:rFonts w:ascii="Avenir Next" w:hAnsi="Avenir Next" w:cs="Avenir Next" w:eastAsia="Avenir Next"/>
-          <w:color w:val="1A1A1A"/>
-          <w:sz w:val="19"/>
-          <w:szCs w:val="19"/>
-        </w:rPr>
         <w:tab/>
       </w:r>
       <w:r>
         <w:rPr>
           <w:rFonts w:ascii="Avenir Next" w:hAnsi="Avenir Next" w:cs="Avenir Next" w:eastAsia="Avenir Next"/>
           <w:color w:val="1A1A1A"/>
-          <w:sz w:val="21"/>
+          <w:sz w:val="22"/>
           <w:szCs w:val="21"/>
         </w:rPr>
         <w:t xml:space="preserve">−3.5 is left of 0.</w:t>
@@ -615,25 +623,25 @@
           <w:rFonts w:ascii="Avenir Next" w:hAnsi="Avenir Next" w:cs="Avenir Next" w:eastAsia="Avenir Next"/>
           <w:b/>
           <w:color w:val="003A70"/>
+          <w:sz w:val="22"/>
+          <w:szCs w:val="19"/>
+        </w:rPr>
+        <w:t xml:space="preserve">Step 2</w:t>
+      </w:r>
+      <w:r>
+        <w:rPr>
+          <w:rFonts w:ascii="Avenir Next" w:hAnsi="Avenir Next" w:cs="Avenir Next" w:eastAsia="Avenir Next"/>
+          <w:color w:val="1A1A1A"/>
           <w:sz w:val="19"/>
           <w:szCs w:val="19"/>
         </w:rPr>
-        <w:t xml:space="preserve">Step 2</w:t>
-      </w:r>
-      <w:r>
-        <w:rPr>
-          <w:rFonts w:ascii="Avenir Next" w:hAnsi="Avenir Next" w:cs="Avenir Next" w:eastAsia="Avenir Next"/>
-          <w:color w:val="1A1A1A"/>
-          <w:sz w:val="19"/>
-          <w:szCs w:val="19"/>
-        </w:rPr>
         <w:tab/>
       </w:r>
       <w:r>
         <w:rPr>
           <w:rFonts w:ascii="Avenir Next" w:hAnsi="Avenir Next" w:cs="Avenir Next" w:eastAsia="Avenir Next"/>
           <w:color w:val="1A1A1A"/>
-          <w:sz w:val="21"/>
+          <w:sz w:val="22"/>
           <w:szCs w:val="21"/>
         </w:rPr>
         <w:t xml:space="preserve">It is 3.5 units from 0.</w:t>
@@ -652,25 +660,25 @@
           <w:rFonts w:ascii="Avenir Next" w:hAnsi="Avenir Next" w:cs="Avenir Next" w:eastAsia="Avenir Next"/>
           <w:b/>
           <w:color w:val="003A70"/>
+          <w:sz w:val="22"/>
+          <w:szCs w:val="19"/>
+        </w:rPr>
+        <w:t xml:space="preserve">Step 3</w:t>
+      </w:r>
+      <w:r>
+        <w:rPr>
+          <w:rFonts w:ascii="Avenir Next" w:hAnsi="Avenir Next" w:cs="Avenir Next" w:eastAsia="Avenir Next"/>
+          <w:color w:val="1A1A1A"/>
           <w:sz w:val="19"/>
           <w:szCs w:val="19"/>
         </w:rPr>
-        <w:t xml:space="preserve">Step 3</w:t>
-      </w:r>
-      <w:r>
-        <w:rPr>
-          <w:rFonts w:ascii="Avenir Next" w:hAnsi="Avenir Next" w:cs="Avenir Next" w:eastAsia="Avenir Next"/>
-          <w:color w:val="1A1A1A"/>
-          <w:sz w:val="19"/>
-          <w:szCs w:val="19"/>
-        </w:rPr>
         <w:tab/>
       </w:r>
       <w:r>
         <w:rPr>
           <w:rFonts w:ascii="Avenir Next" w:hAnsi="Avenir Next" w:cs="Avenir Next" w:eastAsia="Avenir Next"/>
           <w:color w:val="1A1A1A"/>
-          <w:sz w:val="21"/>
+          <w:sz w:val="22"/>
           <w:szCs w:val="21"/>
         </w:rPr>
         <w:t xml:space="preserve">|−3.5| = 3.5.</w:t>
@@ -689,18 +697,18 @@
           <w:rFonts w:ascii="Avenir Next" w:hAnsi="Avenir Next" w:cs="Avenir Next" w:eastAsia="Avenir Next"/>
           <w:b/>
           <w:color w:val="1A1A1A"/>
+          <w:sz w:val="22"/>
+          <w:szCs w:val="21"/>
+        </w:rPr>
+        <w:t xml:space="preserve">Answer</w:t>
+      </w:r>
+      <w:r>
+        <w:rPr>
+          <w:rFonts w:ascii="Avenir Next" w:hAnsi="Avenir Next" w:cs="Avenir Next" w:eastAsia="Avenir Next"/>
+          <w:color w:val="1A1A1A"/>
           <w:sz w:val="21"/>
           <w:szCs w:val="21"/>
         </w:rPr>
-        <w:t xml:space="preserve">Answer</w:t>
-      </w:r>
-      <w:r>
-        <w:rPr>
-          <w:rFonts w:ascii="Avenir Next" w:hAnsi="Avenir Next" w:cs="Avenir Next" w:eastAsia="Avenir Next"/>
-          <w:color w:val="1A1A1A"/>
-          <w:sz w:val="21"/>
-          <w:szCs w:val="21"/>
-        </w:rPr>
         <w:tab/>
       </w:r>
       <w:r>
@@ -708,7 +716,7 @@
           <w:rFonts w:ascii="Avenir Next" w:hAnsi="Avenir Next" w:cs="Avenir Next" w:eastAsia="Avenir Next"/>
           <w:b/>
           <w:color w:val="1A1A1A"/>
-          <w:sz w:val="21"/>
+          <w:sz w:val="22"/>
           <w:szCs w:val="21"/>
         </w:rPr>
         <w:t xml:space="preserve">3.5</w:t>
@@ -716,6 +724,7 @@
     </w:p>
     <w:p>
       <w:pPr>
+        <w:pStyle w:val="Heading2"/>
         <w:keepNext/>
         <w:pBdr>
           <w:bottom w:val="single" w:sz="8" w:space="3" w:color="003A70"/>
@@ -731,7 +740,7 @@
           <w:b/>
           <w:color w:val="003A70"/>
           <w:spacing w:val="14"/>
-          <w:sz w:val="19"/>
+          <w:sz w:val="22"/>
           <w:szCs w:val="19"/>
         </w:rPr>
         <w:t xml:space="preserve">TRY IT WITH HELP</w:t>
@@ -750,7 +759,7 @@
           <w:rFonts w:ascii="Avenir Next" w:hAnsi="Avenir Next" w:cs="Avenir Next" w:eastAsia="Avenir Next"/>
           <w:i/>
           <w:color w:val="5A5F66"/>
-          <w:sz w:val="17"/>
+          <w:sz w:val="22"/>
           <w:szCs w:val="17"/>
         </w:rPr>
         <w:t xml:space="preserve">fill in each step</w:t>
@@ -808,35 +817,35 @@
           <w:rFonts w:ascii="Avenir Next" w:hAnsi="Avenir Next" w:cs="Avenir Next" w:eastAsia="Avenir Next"/>
           <w:b/>
           <w:color w:val="003A70"/>
+          <w:sz w:val="22"/>
+          <w:szCs w:val="18"/>
+        </w:rPr>
+        <w:t xml:space="preserve">Step 1</w:t>
+      </w:r>
+      <w:r>
+        <w:rPr>
+          <w:rFonts w:ascii="Avenir Next" w:hAnsi="Avenir Next" w:cs="Avenir Next" w:eastAsia="Avenir Next"/>
+          <w:color w:val="1A1A1A"/>
           <w:sz w:val="18"/>
           <w:szCs w:val="18"/>
         </w:rPr>
-        <w:t xml:space="preserve">Step 1</w:t>
-      </w:r>
-      <w:r>
-        <w:rPr>
-          <w:rFonts w:ascii="Avenir Next" w:hAnsi="Avenir Next" w:cs="Avenir Next" w:eastAsia="Avenir Next"/>
-          <w:color w:val="1A1A1A"/>
-          <w:sz w:val="18"/>
-          <w:szCs w:val="18"/>
-        </w:rPr>
         <w:tab/>
       </w:r>
       <w:r>
         <w:rPr>
           <w:rFonts w:ascii="Avenir Next" w:hAnsi="Avenir Next" w:cs="Avenir Next" w:eastAsia="Avenir Next"/>
           <w:color w:val="1A1A1A"/>
+          <w:sz w:val="22"/>
+          <w:szCs w:val="21"/>
+        </w:rPr>
+        <w:t xml:space="preserve">−17 is </w:t>
+      </w:r>
+      <w:r>
+        <w:rPr>
+          <w:rFonts w:ascii="Avenir Next" w:hAnsi="Avenir Next" w:cs="Avenir Next" w:eastAsia="Avenir Next"/>
+          <w:color w:val="1A1A1A"/>
           <w:sz w:val="21"/>
           <w:szCs w:val="21"/>
-        </w:rPr>
-        <w:t xml:space="preserve">−17 is </w:t>
-      </w:r>
-      <w:r>
-        <w:rPr>
-          <w:rFonts w:ascii="Avenir Next" w:hAnsi="Avenir Next" w:cs="Avenir Next" w:eastAsia="Avenir Next"/>
-          <w:color w:val="1A1A1A"/>
-          <w:sz w:val="21"/>
-          <w:szCs w:val="21"/>
           <w:u w:val="single"/>
         </w:rPr>
         <w:t xml:space="preserve">                </w:t>
@@ -845,7 +854,7 @@
         <w:rPr>
           <w:rFonts w:ascii="Avenir Next" w:hAnsi="Avenir Next" w:cs="Avenir Next" w:eastAsia="Avenir Next"/>
           <w:color w:val="1A1A1A"/>
-          <w:sz w:val="21"/>
+          <w:sz w:val="22"/>
           <w:szCs w:val="21"/>
         </w:rPr>
         <w:t xml:space="preserve"> of 0.</w:t>
@@ -865,35 +874,35 @@
           <w:rFonts w:ascii="Avenir Next" w:hAnsi="Avenir Next" w:cs="Avenir Next" w:eastAsia="Avenir Next"/>
           <w:b/>
           <w:color w:val="003A70"/>
+          <w:sz w:val="22"/>
+          <w:szCs w:val="18"/>
+        </w:rPr>
+        <w:t xml:space="preserve">Step 2</w:t>
+      </w:r>
+      <w:r>
+        <w:rPr>
+          <w:rFonts w:ascii="Avenir Next" w:hAnsi="Avenir Next" w:cs="Avenir Next" w:eastAsia="Avenir Next"/>
+          <w:color w:val="1A1A1A"/>
           <w:sz w:val="18"/>
           <w:szCs w:val="18"/>
         </w:rPr>
-        <w:t xml:space="preserve">Step 2</w:t>
-      </w:r>
-      <w:r>
-        <w:rPr>
-          <w:rFonts w:ascii="Avenir Next" w:hAnsi="Avenir Next" w:cs="Avenir Next" w:eastAsia="Avenir Next"/>
-          <w:color w:val="1A1A1A"/>
-          <w:sz w:val="18"/>
-          <w:szCs w:val="18"/>
-        </w:rPr>
         <w:tab/>
       </w:r>
       <w:r>
         <w:rPr>
           <w:rFonts w:ascii="Avenir Next" w:hAnsi="Avenir Next" w:cs="Avenir Next" w:eastAsia="Avenir Next"/>
           <w:color w:val="1A1A1A"/>
+          <w:sz w:val="22"/>
+          <w:szCs w:val="21"/>
+        </w:rPr>
+        <w:t xml:space="preserve">It is </w:t>
+      </w:r>
+      <w:r>
+        <w:rPr>
+          <w:rFonts w:ascii="Avenir Next" w:hAnsi="Avenir Next" w:cs="Avenir Next" w:eastAsia="Avenir Next"/>
+          <w:color w:val="1A1A1A"/>
           <w:sz w:val="21"/>
           <w:szCs w:val="21"/>
-        </w:rPr>
-        <w:t xml:space="preserve">It is </w:t>
-      </w:r>
-      <w:r>
-        <w:rPr>
-          <w:rFonts w:ascii="Avenir Next" w:hAnsi="Avenir Next" w:cs="Avenir Next" w:eastAsia="Avenir Next"/>
-          <w:color w:val="1A1A1A"/>
-          <w:sz w:val="21"/>
-          <w:szCs w:val="21"/>
           <w:u w:val="single"/>
         </w:rPr>
         <w:t xml:space="preserve">                </w:t>
@@ -902,7 +911,7 @@
         <w:rPr>
           <w:rFonts w:ascii="Avenir Next" w:hAnsi="Avenir Next" w:cs="Avenir Next" w:eastAsia="Avenir Next"/>
           <w:color w:val="1A1A1A"/>
-          <w:sz w:val="21"/>
+          <w:sz w:val="22"/>
           <w:szCs w:val="21"/>
         </w:rPr>
         <w:t xml:space="preserve"> units from 0.</w:t>
@@ -922,25 +931,25 @@
           <w:rFonts w:ascii="Avenir Next" w:hAnsi="Avenir Next" w:cs="Avenir Next" w:eastAsia="Avenir Next"/>
           <w:b/>
           <w:color w:val="003A70"/>
+          <w:sz w:val="22"/>
+          <w:szCs w:val="18"/>
+        </w:rPr>
+        <w:t xml:space="preserve">Step 3</w:t>
+      </w:r>
+      <w:r>
+        <w:rPr>
+          <w:rFonts w:ascii="Avenir Next" w:hAnsi="Avenir Next" w:cs="Avenir Next" w:eastAsia="Avenir Next"/>
+          <w:color w:val="1A1A1A"/>
           <w:sz w:val="18"/>
           <w:szCs w:val="18"/>
         </w:rPr>
-        <w:t xml:space="preserve">Step 3</w:t>
-      </w:r>
-      <w:r>
-        <w:rPr>
-          <w:rFonts w:ascii="Avenir Next" w:hAnsi="Avenir Next" w:cs="Avenir Next" w:eastAsia="Avenir Next"/>
-          <w:color w:val="1A1A1A"/>
-          <w:sz w:val="18"/>
-          <w:szCs w:val="18"/>
-        </w:rPr>
         <w:tab/>
       </w:r>
       <w:r>
         <w:rPr>
           <w:rFonts w:ascii="Avenir Next" w:hAnsi="Avenir Next" w:cs="Avenir Next" w:eastAsia="Avenir Next"/>
           <w:color w:val="1A1A1A"/>
-          <w:sz w:val="21"/>
+          <w:sz w:val="22"/>
           <w:szCs w:val="21"/>
         </w:rPr>
         <w:t xml:space="preserve">|−17| = </w:t>
@@ -1013,35 +1022,35 @@
           <w:rFonts w:ascii="Avenir Next" w:hAnsi="Avenir Next" w:cs="Avenir Next" w:eastAsia="Avenir Next"/>
           <w:b/>
           <w:color w:val="003A70"/>
+          <w:sz w:val="22"/>
+          <w:szCs w:val="18"/>
+        </w:rPr>
+        <w:t xml:space="preserve">Step 1</w:t>
+      </w:r>
+      <w:r>
+        <w:rPr>
+          <w:rFonts w:ascii="Avenir Next" w:hAnsi="Avenir Next" w:cs="Avenir Next" w:eastAsia="Avenir Next"/>
+          <w:color w:val="1A1A1A"/>
           <w:sz w:val="18"/>
           <w:szCs w:val="18"/>
         </w:rPr>
-        <w:t xml:space="preserve">Step 1</w:t>
-      </w:r>
-      <w:r>
-        <w:rPr>
-          <w:rFonts w:ascii="Avenir Next" w:hAnsi="Avenir Next" w:cs="Avenir Next" w:eastAsia="Avenir Next"/>
-          <w:color w:val="1A1A1A"/>
-          <w:sz w:val="18"/>
-          <w:szCs w:val="18"/>
-        </w:rPr>
         <w:tab/>
       </w:r>
       <w:r>
         <w:rPr>
           <w:rFonts w:ascii="Avenir Next" w:hAnsi="Avenir Next" w:cs="Avenir Next" w:eastAsia="Avenir Next"/>
           <w:color w:val="1A1A1A"/>
+          <w:sz w:val="22"/>
+          <w:szCs w:val="21"/>
+        </w:rPr>
+        <w:t xml:space="preserve">12 is </w:t>
+      </w:r>
+      <w:r>
+        <w:rPr>
+          <w:rFonts w:ascii="Avenir Next" w:hAnsi="Avenir Next" w:cs="Avenir Next" w:eastAsia="Avenir Next"/>
+          <w:color w:val="1A1A1A"/>
           <w:sz w:val="21"/>
           <w:szCs w:val="21"/>
-        </w:rPr>
-        <w:t xml:space="preserve">12 is </w:t>
-      </w:r>
-      <w:r>
-        <w:rPr>
-          <w:rFonts w:ascii="Avenir Next" w:hAnsi="Avenir Next" w:cs="Avenir Next" w:eastAsia="Avenir Next"/>
-          <w:color w:val="1A1A1A"/>
-          <w:sz w:val="21"/>
-          <w:szCs w:val="21"/>
           <w:u w:val="single"/>
         </w:rPr>
         <w:t xml:space="preserve">                </w:t>
@@ -1050,7 +1059,7 @@
         <w:rPr>
           <w:rFonts w:ascii="Avenir Next" w:hAnsi="Avenir Next" w:cs="Avenir Next" w:eastAsia="Avenir Next"/>
           <w:color w:val="1A1A1A"/>
-          <w:sz w:val="21"/>
+          <w:sz w:val="22"/>
           <w:szCs w:val="21"/>
         </w:rPr>
         <w:t xml:space="preserve"> of 0.</w:t>
@@ -1070,35 +1079,35 @@
           <w:rFonts w:ascii="Avenir Next" w:hAnsi="Avenir Next" w:cs="Avenir Next" w:eastAsia="Avenir Next"/>
           <w:b/>
           <w:color w:val="003A70"/>
+          <w:sz w:val="22"/>
+          <w:szCs w:val="18"/>
+        </w:rPr>
+        <w:t xml:space="preserve">Step 2</w:t>
+      </w:r>
+      <w:r>
+        <w:rPr>
+          <w:rFonts w:ascii="Avenir Next" w:hAnsi="Avenir Next" w:cs="Avenir Next" w:eastAsia="Avenir Next"/>
+          <w:color w:val="1A1A1A"/>
           <w:sz w:val="18"/>
           <w:szCs w:val="18"/>
         </w:rPr>
-        <w:t xml:space="preserve">Step 2</w:t>
-      </w:r>
-      <w:r>
-        <w:rPr>
-          <w:rFonts w:ascii="Avenir Next" w:hAnsi="Avenir Next" w:cs="Avenir Next" w:eastAsia="Avenir Next"/>
-          <w:color w:val="1A1A1A"/>
-          <w:sz w:val="18"/>
-          <w:szCs w:val="18"/>
-        </w:rPr>
         <w:tab/>
       </w:r>
       <w:r>
         <w:rPr>
           <w:rFonts w:ascii="Avenir Next" w:hAnsi="Avenir Next" w:cs="Avenir Next" w:eastAsia="Avenir Next"/>
           <w:color w:val="1A1A1A"/>
+          <w:sz w:val="22"/>
+          <w:szCs w:val="21"/>
+        </w:rPr>
+        <w:t xml:space="preserve">It is </w:t>
+      </w:r>
+      <w:r>
+        <w:rPr>
+          <w:rFonts w:ascii="Avenir Next" w:hAnsi="Avenir Next" w:cs="Avenir Next" w:eastAsia="Avenir Next"/>
+          <w:color w:val="1A1A1A"/>
           <w:sz w:val="21"/>
           <w:szCs w:val="21"/>
-        </w:rPr>
-        <w:t xml:space="preserve">It is </w:t>
-      </w:r>
-      <w:r>
-        <w:rPr>
-          <w:rFonts w:ascii="Avenir Next" w:hAnsi="Avenir Next" w:cs="Avenir Next" w:eastAsia="Avenir Next"/>
-          <w:color w:val="1A1A1A"/>
-          <w:sz w:val="21"/>
-          <w:szCs w:val="21"/>
           <w:u w:val="single"/>
         </w:rPr>
         <w:t xml:space="preserve">                </w:t>
@@ -1107,7 +1116,7 @@
         <w:rPr>
           <w:rFonts w:ascii="Avenir Next" w:hAnsi="Avenir Next" w:cs="Avenir Next" w:eastAsia="Avenir Next"/>
           <w:color w:val="1A1A1A"/>
-          <w:sz w:val="21"/>
+          <w:sz w:val="22"/>
           <w:szCs w:val="21"/>
         </w:rPr>
         <w:t xml:space="preserve"> units from 0.</w:t>
@@ -1127,35 +1136,35 @@
           <w:rFonts w:ascii="Avenir Next" w:hAnsi="Avenir Next" w:cs="Avenir Next" w:eastAsia="Avenir Next"/>
           <w:b/>
           <w:color w:val="003A70"/>
+          <w:sz w:val="22"/>
+          <w:szCs w:val="18"/>
+        </w:rPr>
+        <w:t xml:space="preserve">Step 3</w:t>
+      </w:r>
+      <w:r>
+        <w:rPr>
+          <w:rFonts w:ascii="Avenir Next" w:hAnsi="Avenir Next" w:cs="Avenir Next" w:eastAsia="Avenir Next"/>
+          <w:color w:val="1A1A1A"/>
           <w:sz w:val="18"/>
           <w:szCs w:val="18"/>
         </w:rPr>
-        <w:t xml:space="preserve">Step 3</w:t>
-      </w:r>
-      <w:r>
-        <w:rPr>
-          <w:rFonts w:ascii="Avenir Next" w:hAnsi="Avenir Next" w:cs="Avenir Next" w:eastAsia="Avenir Next"/>
-          <w:color w:val="1A1A1A"/>
-          <w:sz w:val="18"/>
-          <w:szCs w:val="18"/>
-        </w:rPr>
         <w:tab/>
       </w:r>
       <w:r>
         <w:rPr>
           <w:rFonts w:ascii="Avenir Next" w:hAnsi="Avenir Next" w:cs="Avenir Next" w:eastAsia="Avenir Next"/>
           <w:color w:val="1A1A1A"/>
+          <w:sz w:val="22"/>
+          <w:szCs w:val="21"/>
+        </w:rPr>
+        <w:t xml:space="preserve">|12| = </w:t>
+      </w:r>
+      <w:r>
+        <w:rPr>
+          <w:rFonts w:ascii="Avenir Next" w:hAnsi="Avenir Next" w:cs="Avenir Next" w:eastAsia="Avenir Next"/>
+          <w:color w:val="1A1A1A"/>
           <w:sz w:val="21"/>
           <w:szCs w:val="21"/>
-        </w:rPr>
-        <w:t xml:space="preserve">|12| = </w:t>
-      </w:r>
-      <w:r>
-        <w:rPr>
-          <w:rFonts w:ascii="Avenir Next" w:hAnsi="Avenir Next" w:cs="Avenir Next" w:eastAsia="Avenir Next"/>
-          <w:color w:val="1A1A1A"/>
-          <w:sz w:val="21"/>
-          <w:szCs w:val="21"/>
           <w:u w:val="single"/>
         </w:rPr>
         <w:t xml:space="preserve">                </w:t>
@@ -1168,6 +1177,7 @@
     </w:p>
     <w:p>
       <w:pPr>
+        <w:pStyle w:val="Heading2"/>
         <w:keepNext/>
         <w:pBdr>
           <w:bottom w:val="single" w:sz="8" w:space="3" w:color="003A70"/>
@@ -1183,7 +1193,7 @@
           <w:b/>
           <w:color w:val="003A70"/>
           <w:spacing w:val="14"/>
-          <w:sz w:val="19"/>
+          <w:sz w:val="22"/>
           <w:szCs w:val="19"/>
         </w:rPr>
         <w:t xml:space="preserve">YOUR TURN</w:t>
@@ -1202,7 +1212,7 @@
           <w:rFonts w:ascii="Avenir Next" w:hAnsi="Avenir Next" w:cs="Avenir Next" w:eastAsia="Avenir Next"/>
           <w:i/>
           <w:color w:val="5A5F66"/>
-          <w:sz w:val="17"/>
+          <w:sz w:val="22"/>
           <w:szCs w:val="17"/>
         </w:rPr>
         <w:t xml:space="preserve">use the steps on your own</w:t>
@@ -1374,7 +1384,7 @@
                       <w:szCs w:val="22"/>
                       <w:u w:val="single"/>
                     </w:rPr>
-                    <w:t xml:space="preserve">        </w:t>
+                    <w:t xml:space="preserve">            </w:t>
                   </w:r>
                 </w:p>
               </w:tc>
@@ -1436,7 +1446,7 @@
                       <w:szCs w:val="22"/>
                       <w:u w:val="single"/>
                     </w:rPr>
-                    <w:t xml:space="preserve">        </w:t>
+                    <w:t xml:space="preserve">            </w:t>
                   </w:r>
                 </w:p>
               </w:tc>
@@ -1498,7 +1508,7 @@
                       <w:szCs w:val="22"/>
                       <w:u w:val="single"/>
                     </w:rPr>
-                    <w:t xml:space="preserve">        </w:t>
+                    <w:t xml:space="preserve">            </w:t>
                   </w:r>
                 </w:p>
               </w:tc>
@@ -1566,7 +1576,7 @@
                       <w:szCs w:val="22"/>
                       <w:u w:val="single"/>
                     </w:rPr>
-                    <w:t xml:space="preserve">        </w:t>
+                    <w:t xml:space="preserve">            </w:t>
                   </w:r>
                 </w:p>
               </w:tc>
@@ -1628,7 +1638,7 @@
                       <w:szCs w:val="22"/>
                       <w:u w:val="single"/>
                     </w:rPr>
-                    <w:t xml:space="preserve">        </w:t>
+                    <w:t xml:space="preserve">            </w:t>
                   </w:r>
                 </w:p>
               </w:tc>
@@ -1690,7 +1700,7 @@
                       <w:szCs w:val="22"/>
                       <w:u w:val="single"/>
                     </w:rPr>
-                    <w:t xml:space="preserve">        </w:t>
+                    <w:t xml:space="preserve">            </w:t>
                   </w:r>
                 </w:p>
               </w:tc>
@@ -1713,7 +1723,7 @@
       <w:pPr>
         <w:pageBreakBefore/>
         <w:keepNext/>
-        <w:spacing w:before="0" w:after="12" w:line="264" w:lineRule="auto"/>
+        <w:spacing w:before="0" w:after="12" w:line="252" w:lineRule="auto"/>
       </w:pPr>
       <w:r>
         <w:rPr>
@@ -1722,7 +1732,7 @@
           <w:caps/>
           <w:color w:val="003A70"/>
           <w:spacing w:val="12"/>
-          <w:sz w:val="19"/>
+          <w:sz w:val="22"/>
           <w:szCs w:val="19"/>
         </w:rPr>
         <w:t xml:space="preserve">Lesson 7-6  ·  Session 1  ·  Prerequisite Practice B  ·  Skill 2 of 2</w:t>
@@ -1730,6 +1740,7 @@
     </w:p>
     <w:p>
       <w:pPr>
+        <w:pStyle w:val="Heading1"/>
         <w:keepNext/>
         <w:spacing w:before="0" w:after="10" w:line="240" w:lineRule="auto"/>
       </w:pPr>
@@ -1749,13 +1760,13 @@
         <w:pBdr>
           <w:bottom w:val="single" w:sz="4" w:space="5" w:color="C9CDD2"/>
         </w:pBdr>
-        <w:spacing w:before="0" w:after="60" w:line="264" w:lineRule="auto"/>
+        <w:spacing w:before="0" w:after="60" w:line="252" w:lineRule="auto"/>
       </w:pPr>
       <w:r>
         <w:rPr>
           <w:rFonts w:ascii="Avenir Next" w:hAnsi="Avenir Next" w:cs="Avenir Next" w:eastAsia="Avenir Next"/>
           <w:color w:val="5A5F66"/>
-          <w:sz w:val="17"/>
+          <w:sz w:val="22"/>
           <w:szCs w:val="17"/>
         </w:rPr>
         <w:t xml:space="preserve">Builds on Lesson 7-3 Session 2 · 6.NS.C.7c</w:t>
@@ -1798,7 +1809,8 @@
           </w:tcPr>
           <w:p>
             <w:pPr>
-              <w:spacing w:before="0" w:after="0" w:line="252" w:lineRule="auto"/>
+              <w:pStyle w:val="Heading2"/>
+              <w:spacing w:before="0" w:after="0" w:line="246" w:lineRule="auto"/>
             </w:pPr>
             <w:r>
               <w:rPr>
@@ -1821,13 +1833,13 @@
           </w:tcPr>
           <w:p>
             <w:pPr>
-              <w:spacing w:before="0" w:after="0" w:line="264" w:lineRule="auto"/>
+              <w:spacing w:before="0" w:after="0" w:line="252" w:lineRule="auto"/>
             </w:pPr>
             <w:r>
               <w:rPr>
                 <w:rFonts w:ascii="Avenir Next" w:hAnsi="Avenir Next" w:cs="Avenir Next" w:eastAsia="Avenir Next"/>
                 <w:color w:val="1A1A1A"/>
-                <w:sz w:val="20"/>
+                <w:sz w:val="22"/>
                 <w:szCs w:val="20"/>
               </w:rPr>
               <w:t xml:space="preserve">The bus runs from (−17, −4) to (12, −4). That is the distance from −17 to 12.</w:t>
@@ -1847,7 +1859,8 @@
           </w:tcPr>
           <w:p>
             <w:pPr>
-              <w:spacing w:before="0" w:after="0" w:line="252" w:lineRule="auto"/>
+              <w:pStyle w:val="Heading2"/>
+              <w:spacing w:before="0" w:after="0" w:line="246" w:lineRule="auto"/>
             </w:pPr>
             <w:r>
               <w:rPr>
@@ -1870,13 +1883,13 @@
           </w:tcPr>
           <w:p>
             <w:pPr>
-              <w:spacing w:before="0" w:after="0" w:line="264" w:lineRule="auto"/>
+              <w:spacing w:before="0" w:after="0" w:line="252" w:lineRule="auto"/>
             </w:pPr>
             <w:r>
               <w:rPr>
                 <w:rFonts w:ascii="Avenir Next" w:hAnsi="Avenir Next" w:cs="Avenir Next" w:eastAsia="Avenir Next"/>
                 <w:color w:val="1A1A1A"/>
-                <w:sz w:val="20"/>
+                <w:sz w:val="22"/>
                 <w:szCs w:val="20"/>
               </w:rPr>
               <w:t xml:space="preserve">Find the distance between two numbers, like −8 and 7.  </w:t>
@@ -1886,7 +1899,7 @@
                 <w:rFonts w:ascii="Avenir Next" w:hAnsi="Avenir Next" w:cs="Avenir Next" w:eastAsia="Avenir Next"/>
                 <w:b/>
                 <w:color w:val="1A1A1A"/>
-                <w:sz w:val="20"/>
+                <w:sz w:val="22"/>
                 <w:szCs w:val="20"/>
               </w:rPr>
               <w:t xml:space="preserve">You will use it in Practice Form A, problems 2 and 7.</w:t>
@@ -1897,6 +1910,7 @@
     </w:tbl>
     <w:p>
       <w:pPr>
+        <w:pStyle w:val="Heading2"/>
         <w:keepNext/>
         <w:pBdr>
           <w:bottom w:val="single" w:sz="8" w:space="3" w:color="003A70"/>
@@ -1912,7 +1926,7 @@
           <w:b/>
           <w:color w:val="003A70"/>
           <w:spacing w:val="14"/>
-          <w:sz w:val="19"/>
+          <w:sz w:val="22"/>
           <w:szCs w:val="19"/>
         </w:rPr>
         <w:t xml:space="preserve">STEPS TO FOLLOW</w:t>
@@ -1931,7 +1945,7 @@
           <w:rFonts w:ascii="Avenir Next" w:hAnsi="Avenir Next" w:cs="Avenir Next" w:eastAsia="Avenir Next"/>
           <w:i/>
           <w:color w:val="5A5F66"/>
-          <w:sz w:val="17"/>
+          <w:sz w:val="22"/>
           <w:szCs w:val="17"/>
         </w:rPr>
         <w:t xml:space="preserve">use these same steps on every problem</w:t>
@@ -1973,6 +1987,7 @@
           </w:tcPr>
           <w:p>
             <w:pPr>
+              <w:pStyle w:val="Heading1"/>
               <w:spacing w:before="0" w:after="0" w:line="240" w:lineRule="auto"/>
               <w:jc w:val="center"/>
             </w:pPr>
@@ -1995,13 +2010,13 @@
           </w:tcPr>
           <w:p>
             <w:pPr>
-              <w:spacing w:before="0" w:after="0" w:line="264" w:lineRule="auto"/>
+              <w:spacing w:before="0" w:after="0" w:line="252" w:lineRule="auto"/>
             </w:pPr>
             <w:r>
               <w:rPr>
                 <w:rFonts w:ascii="Avenir Next" w:hAnsi="Avenir Next" w:cs="Avenir Next" w:eastAsia="Avenir Next"/>
                 <w:color w:val="1A1A1A"/>
-                <w:sz w:val="21"/>
+                <w:sz w:val="22"/>
                 <w:szCs w:val="21"/>
               </w:rPr>
               <w:t xml:space="preserve">Find each number’s </w:t>
@@ -2011,7 +2026,7 @@
                 <w:rFonts w:ascii="Avenir Next" w:hAnsi="Avenir Next" w:cs="Avenir Next" w:eastAsia="Avenir Next"/>
                 <w:b/>
                 <w:color w:val="1A1A1A"/>
-                <w:sz w:val="21"/>
+                <w:sz w:val="22"/>
                 <w:szCs w:val="21"/>
               </w:rPr>
               <w:t xml:space="preserve">absolute value</w:t>
@@ -2020,7 +2035,7 @@
               <w:rPr>
                 <w:rFonts w:ascii="Avenir Next" w:hAnsi="Avenir Next" w:cs="Avenir Next" w:eastAsia="Avenir Next"/>
                 <w:color w:val="1A1A1A"/>
-                <w:sz w:val="21"/>
+                <w:sz w:val="22"/>
                 <w:szCs w:val="21"/>
               </w:rPr>
               <w:t xml:space="preserve">.</w:t>
@@ -2039,6 +2054,7 @@
           </w:tcPr>
           <w:p>
             <w:pPr>
+              <w:pStyle w:val="Heading1"/>
               <w:spacing w:before="0" w:after="0" w:line="240" w:lineRule="auto"/>
               <w:jc w:val="center"/>
             </w:pPr>
@@ -2061,14 +2077,14 @@
           </w:tcPr>
           <w:p>
             <w:pPr>
-              <w:spacing w:before="0" w:after="0" w:line="264" w:lineRule="auto"/>
+              <w:spacing w:before="0" w:after="0" w:line="252" w:lineRule="auto"/>
             </w:pPr>
             <w:r>
               <w:rPr>
                 <w:rFonts w:ascii="Avenir Next" w:hAnsi="Avenir Next" w:cs="Avenir Next" w:eastAsia="Avenir Next"/>
                 <w:b/>
                 <w:color w:val="1A1A1A"/>
-                <w:sz w:val="21"/>
+                <w:sz w:val="22"/>
                 <w:szCs w:val="21"/>
               </w:rPr>
               <w:t xml:space="preserve">Same</w:t>
@@ -2077,7 +2093,7 @@
               <w:rPr>
                 <w:rFonts w:ascii="Avenir Next" w:hAnsi="Avenir Next" w:cs="Avenir Next" w:eastAsia="Avenir Next"/>
                 <w:color w:val="1A1A1A"/>
-                <w:sz w:val="21"/>
+                <w:sz w:val="22"/>
                 <w:szCs w:val="21"/>
               </w:rPr>
               <w:t xml:space="preserve"> side of 0: subtract. Opposite sides: add.</w:t>
@@ -2096,6 +2112,7 @@
           </w:tcPr>
           <w:p>
             <w:pPr>
+              <w:pStyle w:val="Heading1"/>
               <w:spacing w:before="0" w:after="0" w:line="240" w:lineRule="auto"/>
               <w:jc w:val="center"/>
             </w:pPr>
@@ -2118,13 +2135,13 @@
           </w:tcPr>
           <w:p>
             <w:pPr>
-              <w:spacing w:before="0" w:after="0" w:line="264" w:lineRule="auto"/>
+              <w:spacing w:before="0" w:after="0" w:line="252" w:lineRule="auto"/>
             </w:pPr>
             <w:r>
               <w:rPr>
                 <w:rFonts w:ascii="Avenir Next" w:hAnsi="Avenir Next" w:cs="Avenir Next" w:eastAsia="Avenir Next"/>
                 <w:color w:val="1A1A1A"/>
-                <w:sz w:val="21"/>
+                <w:sz w:val="22"/>
                 <w:szCs w:val="21"/>
               </w:rPr>
               <w:t xml:space="preserve">Write the </w:t>
@@ -2134,7 +2151,7 @@
                 <w:rFonts w:ascii="Avenir Next" w:hAnsi="Avenir Next" w:cs="Avenir Next" w:eastAsia="Avenir Next"/>
                 <w:b/>
                 <w:color w:val="1A1A1A"/>
-                <w:sz w:val="21"/>
+                <w:sz w:val="22"/>
                 <w:szCs w:val="21"/>
               </w:rPr>
               <w:t xml:space="preserve">distance</w:t>
@@ -2143,7 +2160,7 @@
               <w:rPr>
                 <w:rFonts w:ascii="Avenir Next" w:hAnsi="Avenir Next" w:cs="Avenir Next" w:eastAsia="Avenir Next"/>
                 <w:color w:val="1A1A1A"/>
-                <w:sz w:val="21"/>
+                <w:sz w:val="22"/>
                 <w:szCs w:val="21"/>
               </w:rPr>
               <w:t xml:space="preserve"> in units.</w:t>
@@ -2154,6 +2171,7 @@
     </w:tbl>
     <w:p>
       <w:pPr>
+        <w:pStyle w:val="Heading2"/>
         <w:keepNext/>
         <w:pBdr>
           <w:bottom w:val="single" w:sz="8" w:space="3" w:color="003A70"/>
@@ -2169,7 +2187,7 @@
           <w:b/>
           <w:color w:val="003A70"/>
           <w:spacing w:val="14"/>
-          <w:sz w:val="19"/>
+          <w:sz w:val="22"/>
           <w:szCs w:val="19"/>
         </w:rPr>
         <w:t xml:space="preserve">WATCH ME</w:t>
@@ -2188,7 +2206,7 @@
           <w:rFonts w:ascii="Avenir Next" w:hAnsi="Avenir Next" w:cs="Avenir Next" w:eastAsia="Avenir Next"/>
           <w:i/>
           <w:color w:val="5A5F66"/>
-          <w:sz w:val="17"/>
+          <w:sz w:val="22"/>
           <w:szCs w:val="17"/>
         </w:rPr>
         <w:t xml:space="preserve">the steps in action</w:t>
@@ -2230,14 +2248,14 @@
           </w:tcPr>
           <w:p>
             <w:pPr>
-              <w:spacing w:before="0" w:after="40" w:line="264" w:lineRule="auto"/>
+              <w:spacing w:before="0" w:after="40" w:line="252" w:lineRule="auto"/>
             </w:pPr>
             <w:r>
               <w:rPr>
                 <w:rFonts w:ascii="Avenir Next" w:hAnsi="Avenir Next" w:cs="Avenir Next" w:eastAsia="Avenir Next"/>
                 <w:b/>
                 <w:color w:val="1A1A1A"/>
-                <w:sz w:val="21"/>
+                <w:sz w:val="22"/>
                 <w:szCs w:val="21"/>
               </w:rPr>
               <w:t xml:space="preserve">Find the distance from −8 to 7.</w:t>
@@ -2248,7 +2266,7 @@
               <w:tabs>
                 <w:tab w:val="left" w:pos="950"/>
               </w:tabs>
-              <w:spacing w:before="0" w:after="24" w:line="256" w:lineRule="auto"/>
+              <w:spacing w:before="0" w:after="24" w:line="248" w:lineRule="auto"/>
               <w:ind w:left="950" w:hanging="950"/>
             </w:pPr>
             <w:r>
@@ -2256,25 +2274,25 @@
                 <w:rFonts w:ascii="Avenir Next" w:hAnsi="Avenir Next" w:cs="Avenir Next" w:eastAsia="Avenir Next"/>
                 <w:b/>
                 <w:color w:val="003A70"/>
+                <w:sz w:val="22"/>
+                <w:szCs w:val="19"/>
+              </w:rPr>
+              <w:t xml:space="preserve">Step 1</w:t>
+            </w:r>
+            <w:r>
+              <w:rPr>
+                <w:rFonts w:ascii="Avenir Next" w:hAnsi="Avenir Next" w:cs="Avenir Next" w:eastAsia="Avenir Next"/>
+                <w:color w:val="1A1A1A"/>
                 <w:sz w:val="19"/>
                 <w:szCs w:val="19"/>
               </w:rPr>
-              <w:t xml:space="preserve">Step 1</w:t>
-            </w:r>
-            <w:r>
-              <w:rPr>
-                <w:rFonts w:ascii="Avenir Next" w:hAnsi="Avenir Next" w:cs="Avenir Next" w:eastAsia="Avenir Next"/>
-                <w:color w:val="1A1A1A"/>
-                <w:sz w:val="19"/>
-                <w:szCs w:val="19"/>
-              </w:rPr>
               <w:tab/>
             </w:r>
             <w:r>
               <w:rPr>
                 <w:rFonts w:ascii="Avenir Next" w:hAnsi="Avenir Next" w:cs="Avenir Next" w:eastAsia="Avenir Next"/>
                 <w:color w:val="1A1A1A"/>
-                <w:sz w:val="21"/>
+                <w:sz w:val="22"/>
                 <w:szCs w:val="21"/>
               </w:rPr>
               <w:t xml:space="preserve">|−8| = 8 and |7| = 7.</w:t>
@@ -2285,7 +2303,7 @@
               <w:tabs>
                 <w:tab w:val="left" w:pos="950"/>
               </w:tabs>
-              <w:spacing w:before="0" w:after="24" w:line="256" w:lineRule="auto"/>
+              <w:spacing w:before="0" w:after="24" w:line="248" w:lineRule="auto"/>
               <w:ind w:left="950" w:hanging="950"/>
             </w:pPr>
             <w:r>
@@ -2293,25 +2311,25 @@
                 <w:rFonts w:ascii="Avenir Next" w:hAnsi="Avenir Next" w:cs="Avenir Next" w:eastAsia="Avenir Next"/>
                 <w:b/>
                 <w:color w:val="003A70"/>
+                <w:sz w:val="22"/>
+                <w:szCs w:val="19"/>
+              </w:rPr>
+              <w:t xml:space="preserve">Step 2</w:t>
+            </w:r>
+            <w:r>
+              <w:rPr>
+                <w:rFonts w:ascii="Avenir Next" w:hAnsi="Avenir Next" w:cs="Avenir Next" w:eastAsia="Avenir Next"/>
+                <w:color w:val="1A1A1A"/>
                 <w:sz w:val="19"/>
                 <w:szCs w:val="19"/>
               </w:rPr>
-              <w:t xml:space="preserve">Step 2</w:t>
-            </w:r>
-            <w:r>
-              <w:rPr>
-                <w:rFonts w:ascii="Avenir Next" w:hAnsi="Avenir Next" w:cs="Avenir Next" w:eastAsia="Avenir Next"/>
-                <w:color w:val="1A1A1A"/>
-                <w:sz w:val="19"/>
-                <w:szCs w:val="19"/>
-              </w:rPr>
               <w:tab/>
             </w:r>
             <w:r>
               <w:rPr>
                 <w:rFonts w:ascii="Avenir Next" w:hAnsi="Avenir Next" w:cs="Avenir Next" w:eastAsia="Avenir Next"/>
                 <w:color w:val="1A1A1A"/>
-                <w:sz w:val="21"/>
+                <w:sz w:val="22"/>
                 <w:szCs w:val="21"/>
               </w:rPr>
               <w:t xml:space="preserve">Opposite sides: add. 8 + 7 = 15.</w:t>
@@ -2322,7 +2340,7 @@
               <w:tabs>
                 <w:tab w:val="left" w:pos="950"/>
               </w:tabs>
-              <w:spacing w:before="0" w:after="24" w:line="256" w:lineRule="auto"/>
+              <w:spacing w:before="0" w:after="24" w:line="248" w:lineRule="auto"/>
               <w:ind w:left="950" w:hanging="950"/>
             </w:pPr>
             <w:r>
@@ -2330,25 +2348,25 @@
                 <w:rFonts w:ascii="Avenir Next" w:hAnsi="Avenir Next" w:cs="Avenir Next" w:eastAsia="Avenir Next"/>
                 <w:b/>
                 <w:color w:val="003A70"/>
+                <w:sz w:val="22"/>
+                <w:szCs w:val="19"/>
+              </w:rPr>
+              <w:t xml:space="preserve">Step 3</w:t>
+            </w:r>
+            <w:r>
+              <w:rPr>
+                <w:rFonts w:ascii="Avenir Next" w:hAnsi="Avenir Next" w:cs="Avenir Next" w:eastAsia="Avenir Next"/>
+                <w:color w:val="1A1A1A"/>
                 <w:sz w:val="19"/>
                 <w:szCs w:val="19"/>
               </w:rPr>
-              <w:t xml:space="preserve">Step 3</w:t>
-            </w:r>
-            <w:r>
-              <w:rPr>
-                <w:rFonts w:ascii="Avenir Next" w:hAnsi="Avenir Next" w:cs="Avenir Next" w:eastAsia="Avenir Next"/>
-                <w:color w:val="1A1A1A"/>
-                <w:sz w:val="19"/>
-                <w:szCs w:val="19"/>
-              </w:rPr>
               <w:tab/>
             </w:r>
             <w:r>
               <w:rPr>
                 <w:rFonts w:ascii="Avenir Next" w:hAnsi="Avenir Next" w:cs="Avenir Next" w:eastAsia="Avenir Next"/>
                 <w:color w:val="1A1A1A"/>
-                <w:sz w:val="21"/>
+                <w:sz w:val="22"/>
                 <w:szCs w:val="21"/>
               </w:rPr>
               <w:t xml:space="preserve">15 units.</w:t>
@@ -2359,7 +2377,7 @@
               <w:tabs>
                 <w:tab w:val="left" w:pos="950"/>
               </w:tabs>
-              <w:spacing w:before="20" w:after="0" w:line="256" w:lineRule="auto"/>
+              <w:spacing w:before="20" w:after="0" w:line="248" w:lineRule="auto"/>
               <w:ind w:left="950" w:hanging="950"/>
             </w:pPr>
             <w:r>
@@ -2367,18 +2385,18 @@
                 <w:rFonts w:ascii="Avenir Next" w:hAnsi="Avenir Next" w:cs="Avenir Next" w:eastAsia="Avenir Next"/>
                 <w:b/>
                 <w:color w:val="1A1A1A"/>
+                <w:sz w:val="22"/>
+                <w:szCs w:val="21"/>
+              </w:rPr>
+              <w:t xml:space="preserve">Answer</w:t>
+            </w:r>
+            <w:r>
+              <w:rPr>
+                <w:rFonts w:ascii="Avenir Next" w:hAnsi="Avenir Next" w:cs="Avenir Next" w:eastAsia="Avenir Next"/>
+                <w:color w:val="1A1A1A"/>
                 <w:sz w:val="21"/>
                 <w:szCs w:val="21"/>
               </w:rPr>
-              <w:t xml:space="preserve">Answer</w:t>
-            </w:r>
-            <w:r>
-              <w:rPr>
-                <w:rFonts w:ascii="Avenir Next" w:hAnsi="Avenir Next" w:cs="Avenir Next" w:eastAsia="Avenir Next"/>
-                <w:color w:val="1A1A1A"/>
-                <w:sz w:val="21"/>
-                <w:szCs w:val="21"/>
-              </w:rPr>
               <w:tab/>
             </w:r>
             <w:r>
@@ -2386,7 +2404,7 @@
                 <w:rFonts w:ascii="Avenir Next" w:hAnsi="Avenir Next" w:cs="Avenir Next" w:eastAsia="Avenir Next"/>
                 <w:b/>
                 <w:color w:val="1A1A1A"/>
-                <w:sz w:val="21"/>
+                <w:sz w:val="22"/>
                 <w:szCs w:val="21"/>
               </w:rPr>
               <w:t xml:space="preserve">15 units</w:t>
@@ -2400,14 +2418,14 @@
           </w:tcPr>
           <w:p>
             <w:pPr>
-              <w:spacing w:before="0" w:after="0" w:line="264" w:lineRule="auto"/>
+              <w:spacing w:before="0" w:after="0" w:line="252" w:lineRule="auto"/>
               <w:jc w:val="right"/>
             </w:pPr>
             <w:r>
               <w:drawing>
                 <wp:inline distT="0" distB="0" distL="0" distR="0">
                   <wp:extent cx="2743200" cy="731520"/>
-                  <wp:docPr id="1" name="Figure 1"/>
+                  <wp:docPr id="1" name="Figure 1" descr="Number line from -8 to 8, ticks every 1. Points: x: -8; label: −8, x: 7; label: 7."/>
                   <a:graphic xmlns:a="http://schemas.openxmlformats.org/drawingml/2006/main">
                     <a:graphicData uri="http://schemas.openxmlformats.org/drawingml/2006/picture">
                       <pic:pic xmlns:pic="http://schemas.openxmlformats.org/drawingml/2006/picture">
@@ -2447,6 +2465,7 @@
     </w:p>
     <w:p>
       <w:pPr>
+        <w:pStyle w:val="Heading2"/>
         <w:keepNext/>
         <w:pBdr>
           <w:bottom w:val="single" w:sz="8" w:space="3" w:color="003A70"/>
@@ -2462,7 +2481,7 @@
           <w:b/>
           <w:color w:val="003A70"/>
           <w:spacing w:val="14"/>
-          <w:sz w:val="19"/>
+          <w:sz w:val="22"/>
           <w:szCs w:val="19"/>
         </w:rPr>
         <w:t xml:space="preserve">TRY IT WITH HELP</w:t>
@@ -2481,7 +2500,7 @@
           <w:rFonts w:ascii="Avenir Next" w:hAnsi="Avenir Next" w:cs="Avenir Next" w:eastAsia="Avenir Next"/>
           <w:i/>
           <w:color w:val="5A5F66"/>
-          <w:sz w:val="17"/>
+          <w:sz w:val="22"/>
           <w:szCs w:val="17"/>
         </w:rPr>
         <w:t xml:space="preserve">fill in each step</w:t>
@@ -2493,7 +2512,7 @@
         <w:tabs>
           <w:tab w:val="left" w:pos="432"/>
         </w:tabs>
-        <w:spacing w:before="90" w:after="40" w:line="268" w:lineRule="auto"/>
+        <w:spacing w:before="90" w:after="40" w:line="254" w:lineRule="auto"/>
         <w:ind w:left="432" w:hanging="432"/>
       </w:pPr>
       <w:r>
@@ -2531,7 +2550,7 @@
         <w:tabs>
           <w:tab w:val="left" w:pos="1300"/>
         </w:tabs>
-        <w:spacing w:before="0" w:after="24" w:line="272" w:lineRule="auto"/>
+        <w:spacing w:before="0" w:after="24" w:line="256" w:lineRule="auto"/>
         <w:ind w:left="1300" w:hanging="868"/>
       </w:pPr>
       <w:r>
@@ -2539,35 +2558,35 @@
           <w:rFonts w:ascii="Avenir Next" w:hAnsi="Avenir Next" w:cs="Avenir Next" w:eastAsia="Avenir Next"/>
           <w:b/>
           <w:color w:val="003A70"/>
+          <w:sz w:val="22"/>
+          <w:szCs w:val="18"/>
+        </w:rPr>
+        <w:t xml:space="preserve">Step 1</w:t>
+      </w:r>
+      <w:r>
+        <w:rPr>
+          <w:rFonts w:ascii="Avenir Next" w:hAnsi="Avenir Next" w:cs="Avenir Next" w:eastAsia="Avenir Next"/>
+          <w:color w:val="1A1A1A"/>
           <w:sz w:val="18"/>
           <w:szCs w:val="18"/>
         </w:rPr>
-        <w:t xml:space="preserve">Step 1</w:t>
-      </w:r>
-      <w:r>
-        <w:rPr>
-          <w:rFonts w:ascii="Avenir Next" w:hAnsi="Avenir Next" w:cs="Avenir Next" w:eastAsia="Avenir Next"/>
-          <w:color w:val="1A1A1A"/>
-          <w:sz w:val="18"/>
-          <w:szCs w:val="18"/>
-        </w:rPr>
         <w:tab/>
       </w:r>
       <w:r>
         <w:rPr>
           <w:rFonts w:ascii="Avenir Next" w:hAnsi="Avenir Next" w:cs="Avenir Next" w:eastAsia="Avenir Next"/>
           <w:color w:val="1A1A1A"/>
+          <w:sz w:val="22"/>
+          <w:szCs w:val="21"/>
+        </w:rPr>
+        <w:t xml:space="preserve">|−17| = </w:t>
+      </w:r>
+      <w:r>
+        <w:rPr>
+          <w:rFonts w:ascii="Avenir Next" w:hAnsi="Avenir Next" w:cs="Avenir Next" w:eastAsia="Avenir Next"/>
+          <w:color w:val="1A1A1A"/>
           <w:sz w:val="21"/>
           <w:szCs w:val="21"/>
-        </w:rPr>
-        <w:t xml:space="preserve">|−17| = </w:t>
-      </w:r>
-      <w:r>
-        <w:rPr>
-          <w:rFonts w:ascii="Avenir Next" w:hAnsi="Avenir Next" w:cs="Avenir Next" w:eastAsia="Avenir Next"/>
-          <w:color w:val="1A1A1A"/>
-          <w:sz w:val="21"/>
-          <w:szCs w:val="21"/>
           <w:u w:val="single"/>
         </w:rPr>
         <w:t xml:space="preserve">                </w:t>
@@ -2576,7 +2595,7 @@
         <w:rPr>
           <w:rFonts w:ascii="Avenir Next" w:hAnsi="Avenir Next" w:cs="Avenir Next" w:eastAsia="Avenir Next"/>
           <w:color w:val="1A1A1A"/>
-          <w:sz w:val="21"/>
+          <w:sz w:val="22"/>
           <w:szCs w:val="21"/>
         </w:rPr>
         <w:t xml:space="preserve"> and |12| = </w:t>
@@ -2598,7 +2617,7 @@
         <w:tabs>
           <w:tab w:val="left" w:pos="1300"/>
         </w:tabs>
-        <w:spacing w:before="0" w:after="24" w:line="272" w:lineRule="auto"/>
+        <w:spacing w:before="0" w:after="24" w:line="256" w:lineRule="auto"/>
         <w:ind w:left="1300" w:hanging="868"/>
       </w:pPr>
       <w:r>
@@ -2606,28 +2625,47 @@
           <w:rFonts w:ascii="Avenir Next" w:hAnsi="Avenir Next" w:cs="Avenir Next" w:eastAsia="Avenir Next"/>
           <w:b/>
           <w:color w:val="003A70"/>
+          <w:sz w:val="22"/>
+          <w:szCs w:val="18"/>
+        </w:rPr>
+        <w:t xml:space="preserve">Step 2</w:t>
+      </w:r>
+      <w:r>
+        <w:rPr>
+          <w:rFonts w:ascii="Avenir Next" w:hAnsi="Avenir Next" w:cs="Avenir Next" w:eastAsia="Avenir Next"/>
+          <w:color w:val="1A1A1A"/>
           <w:sz w:val="18"/>
           <w:szCs w:val="18"/>
         </w:rPr>
-        <w:t xml:space="preserve">Step 2</w:t>
-      </w:r>
-      <w:r>
-        <w:rPr>
-          <w:rFonts w:ascii="Avenir Next" w:hAnsi="Avenir Next" w:cs="Avenir Next" w:eastAsia="Avenir Next"/>
-          <w:color w:val="1A1A1A"/>
-          <w:sz w:val="18"/>
-          <w:szCs w:val="18"/>
-        </w:rPr>
         <w:tab/>
       </w:r>
       <w:r>
         <w:rPr>
           <w:rFonts w:ascii="Avenir Next" w:hAnsi="Avenir Next" w:cs="Avenir Next" w:eastAsia="Avenir Next"/>
           <w:color w:val="1A1A1A"/>
+          <w:sz w:val="22"/>
+          <w:szCs w:val="21"/>
+        </w:rPr>
+        <w:t xml:space="preserve">Opposite sides: </w:t>
+      </w:r>
+      <w:r>
+        <w:rPr>
+          <w:rFonts w:ascii="Avenir Next" w:hAnsi="Avenir Next" w:cs="Avenir Next" w:eastAsia="Avenir Next"/>
+          <w:color w:val="1A1A1A"/>
           <w:sz w:val="21"/>
           <w:szCs w:val="21"/>
-        </w:rPr>
-        <w:t xml:space="preserve">Opposite sides: </w:t>
+          <w:u w:val="single"/>
+        </w:rPr>
+        <w:t xml:space="preserve">                </w:t>
+      </w:r>
+      <w:r>
+        <w:rPr>
+          <w:rFonts w:ascii="Avenir Next" w:hAnsi="Avenir Next" w:cs="Avenir Next" w:eastAsia="Avenir Next"/>
+          <w:color w:val="1A1A1A"/>
+          <w:sz w:val="22"/>
+          <w:szCs w:val="21"/>
+        </w:rPr>
+        <w:t xml:space="preserve"> + </w:t>
       </w:r>
       <w:r>
         <w:rPr>
@@ -2643,26 +2681,7 @@
         <w:rPr>
           <w:rFonts w:ascii="Avenir Next" w:hAnsi="Avenir Next" w:cs="Avenir Next" w:eastAsia="Avenir Next"/>
           <w:color w:val="1A1A1A"/>
-          <w:sz w:val="21"/>
-          <w:szCs w:val="21"/>
-        </w:rPr>
-        <w:t xml:space="preserve"> + </w:t>
-      </w:r>
-      <w:r>
-        <w:rPr>
-          <w:rFonts w:ascii="Avenir Next" w:hAnsi="Avenir Next" w:cs="Avenir Next" w:eastAsia="Avenir Next"/>
-          <w:color w:val="1A1A1A"/>
-          <w:sz w:val="21"/>
-          <w:szCs w:val="21"/>
-          <w:u w:val="single"/>
-        </w:rPr>
-        <w:t xml:space="preserve">                </w:t>
-      </w:r>
-      <w:r>
-        <w:rPr>
-          <w:rFonts w:ascii="Avenir Next" w:hAnsi="Avenir Next" w:cs="Avenir Next" w:eastAsia="Avenir Next"/>
-          <w:color w:val="1A1A1A"/>
-          <w:sz w:val="21"/>
+          <w:sz w:val="22"/>
           <w:szCs w:val="21"/>
         </w:rPr>
         <w:t xml:space="preserve"> = </w:t>
@@ -2684,7 +2703,7 @@
         <w:tabs>
           <w:tab w:val="left" w:pos="1300"/>
         </w:tabs>
-        <w:spacing w:before="0" w:after="24" w:line="272" w:lineRule="auto"/>
+        <w:spacing w:before="0" w:after="24" w:line="256" w:lineRule="auto"/>
         <w:ind w:left="1300" w:hanging="868"/>
       </w:pPr>
       <w:r>
@@ -2692,18 +2711,18 @@
           <w:rFonts w:ascii="Avenir Next" w:hAnsi="Avenir Next" w:cs="Avenir Next" w:eastAsia="Avenir Next"/>
           <w:b/>
           <w:color w:val="003A70"/>
+          <w:sz w:val="22"/>
+          <w:szCs w:val="18"/>
+        </w:rPr>
+        <w:t xml:space="preserve">Step 3</w:t>
+      </w:r>
+      <w:r>
+        <w:rPr>
+          <w:rFonts w:ascii="Avenir Next" w:hAnsi="Avenir Next" w:cs="Avenir Next" w:eastAsia="Avenir Next"/>
+          <w:color w:val="1A1A1A"/>
           <w:sz w:val="18"/>
           <w:szCs w:val="18"/>
         </w:rPr>
-        <w:t xml:space="preserve">Step 3</w:t>
-      </w:r>
-      <w:r>
-        <w:rPr>
-          <w:rFonts w:ascii="Avenir Next" w:hAnsi="Avenir Next" w:cs="Avenir Next" w:eastAsia="Avenir Next"/>
-          <w:color w:val="1A1A1A"/>
-          <w:sz w:val="18"/>
-          <w:szCs w:val="18"/>
-        </w:rPr>
         <w:tab/>
       </w:r>
       <w:r>
@@ -2720,7 +2739,7 @@
         <w:rPr>
           <w:rFonts w:ascii="Avenir Next" w:hAnsi="Avenir Next" w:cs="Avenir Next" w:eastAsia="Avenir Next"/>
           <w:color w:val="1A1A1A"/>
-          <w:sz w:val="21"/>
+          <w:sz w:val="22"/>
           <w:szCs w:val="21"/>
         </w:rPr>
         <w:t xml:space="preserve"> units</w:t>
@@ -2737,7 +2756,7 @@
         <w:tabs>
           <w:tab w:val="left" w:pos="432"/>
         </w:tabs>
-        <w:spacing w:before="90" w:after="40" w:line="268" w:lineRule="auto"/>
+        <w:spacing w:before="90" w:after="40" w:line="254" w:lineRule="auto"/>
         <w:ind w:left="432" w:hanging="432"/>
       </w:pPr>
       <w:r>
@@ -2775,7 +2794,7 @@
         <w:tabs>
           <w:tab w:val="left" w:pos="1300"/>
         </w:tabs>
-        <w:spacing w:before="0" w:after="24" w:line="272" w:lineRule="auto"/>
+        <w:spacing w:before="0" w:after="24" w:line="256" w:lineRule="auto"/>
         <w:ind w:left="1300" w:hanging="868"/>
       </w:pPr>
       <w:r>
@@ -2783,35 +2802,35 @@
           <w:rFonts w:ascii="Avenir Next" w:hAnsi="Avenir Next" w:cs="Avenir Next" w:eastAsia="Avenir Next"/>
           <w:b/>
           <w:color w:val="003A70"/>
+          <w:sz w:val="22"/>
+          <w:szCs w:val="18"/>
+        </w:rPr>
+        <w:t xml:space="preserve">Step 1</w:t>
+      </w:r>
+      <w:r>
+        <w:rPr>
+          <w:rFonts w:ascii="Avenir Next" w:hAnsi="Avenir Next" w:cs="Avenir Next" w:eastAsia="Avenir Next"/>
+          <w:color w:val="1A1A1A"/>
           <w:sz w:val="18"/>
           <w:szCs w:val="18"/>
         </w:rPr>
-        <w:t xml:space="preserve">Step 1</w:t>
-      </w:r>
-      <w:r>
-        <w:rPr>
-          <w:rFonts w:ascii="Avenir Next" w:hAnsi="Avenir Next" w:cs="Avenir Next" w:eastAsia="Avenir Next"/>
-          <w:color w:val="1A1A1A"/>
-          <w:sz w:val="18"/>
-          <w:szCs w:val="18"/>
-        </w:rPr>
         <w:tab/>
       </w:r>
       <w:r>
         <w:rPr>
           <w:rFonts w:ascii="Avenir Next" w:hAnsi="Avenir Next" w:cs="Avenir Next" w:eastAsia="Avenir Next"/>
           <w:color w:val="1A1A1A"/>
+          <w:sz w:val="22"/>
+          <w:szCs w:val="21"/>
+        </w:rPr>
+        <w:t xml:space="preserve">|−20| = </w:t>
+      </w:r>
+      <w:r>
+        <w:rPr>
+          <w:rFonts w:ascii="Avenir Next" w:hAnsi="Avenir Next" w:cs="Avenir Next" w:eastAsia="Avenir Next"/>
+          <w:color w:val="1A1A1A"/>
           <w:sz w:val="21"/>
           <w:szCs w:val="21"/>
-        </w:rPr>
-        <w:t xml:space="preserve">|−20| = </w:t>
-      </w:r>
-      <w:r>
-        <w:rPr>
-          <w:rFonts w:ascii="Avenir Next" w:hAnsi="Avenir Next" w:cs="Avenir Next" w:eastAsia="Avenir Next"/>
-          <w:color w:val="1A1A1A"/>
-          <w:sz w:val="21"/>
-          <w:szCs w:val="21"/>
           <w:u w:val="single"/>
         </w:rPr>
         <w:t xml:space="preserve">                </w:t>
@@ -2820,7 +2839,7 @@
         <w:rPr>
           <w:rFonts w:ascii="Avenir Next" w:hAnsi="Avenir Next" w:cs="Avenir Next" w:eastAsia="Avenir Next"/>
           <w:color w:val="1A1A1A"/>
-          <w:sz w:val="21"/>
+          <w:sz w:val="22"/>
           <w:szCs w:val="21"/>
         </w:rPr>
         <w:t xml:space="preserve"> and |−7| = </w:t>
@@ -2842,7 +2861,7 @@
         <w:tabs>
           <w:tab w:val="left" w:pos="1300"/>
         </w:tabs>
-        <w:spacing w:before="0" w:after="24" w:line="272" w:lineRule="auto"/>
+        <w:spacing w:before="0" w:after="24" w:line="256" w:lineRule="auto"/>
         <w:ind w:left="1300" w:hanging="868"/>
       </w:pPr>
       <w:r>
@@ -2850,28 +2869,47 @@
           <w:rFonts w:ascii="Avenir Next" w:hAnsi="Avenir Next" w:cs="Avenir Next" w:eastAsia="Avenir Next"/>
           <w:b/>
           <w:color w:val="003A70"/>
+          <w:sz w:val="22"/>
+          <w:szCs w:val="18"/>
+        </w:rPr>
+        <w:t xml:space="preserve">Step 2</w:t>
+      </w:r>
+      <w:r>
+        <w:rPr>
+          <w:rFonts w:ascii="Avenir Next" w:hAnsi="Avenir Next" w:cs="Avenir Next" w:eastAsia="Avenir Next"/>
+          <w:color w:val="1A1A1A"/>
           <w:sz w:val="18"/>
           <w:szCs w:val="18"/>
         </w:rPr>
-        <w:t xml:space="preserve">Step 2</w:t>
-      </w:r>
-      <w:r>
-        <w:rPr>
-          <w:rFonts w:ascii="Avenir Next" w:hAnsi="Avenir Next" w:cs="Avenir Next" w:eastAsia="Avenir Next"/>
-          <w:color w:val="1A1A1A"/>
-          <w:sz w:val="18"/>
-          <w:szCs w:val="18"/>
-        </w:rPr>
         <w:tab/>
       </w:r>
       <w:r>
         <w:rPr>
           <w:rFonts w:ascii="Avenir Next" w:hAnsi="Avenir Next" w:cs="Avenir Next" w:eastAsia="Avenir Next"/>
           <w:color w:val="1A1A1A"/>
+          <w:sz w:val="22"/>
+          <w:szCs w:val="21"/>
+        </w:rPr>
+        <w:t xml:space="preserve">Same side: </w:t>
+      </w:r>
+      <w:r>
+        <w:rPr>
+          <w:rFonts w:ascii="Avenir Next" w:hAnsi="Avenir Next" w:cs="Avenir Next" w:eastAsia="Avenir Next"/>
+          <w:color w:val="1A1A1A"/>
           <w:sz w:val="21"/>
           <w:szCs w:val="21"/>
-        </w:rPr>
-        <w:t xml:space="preserve">Same side: </w:t>
+          <w:u w:val="single"/>
+        </w:rPr>
+        <w:t xml:space="preserve">                </w:t>
+      </w:r>
+      <w:r>
+        <w:rPr>
+          <w:rFonts w:ascii="Avenir Next" w:hAnsi="Avenir Next" w:cs="Avenir Next" w:eastAsia="Avenir Next"/>
+          <w:color w:val="1A1A1A"/>
+          <w:sz w:val="22"/>
+          <w:szCs w:val="21"/>
+        </w:rPr>
+        <w:t xml:space="preserve"> − </w:t>
       </w:r>
       <w:r>
         <w:rPr>
@@ -2887,26 +2925,7 @@
         <w:rPr>
           <w:rFonts w:ascii="Avenir Next" w:hAnsi="Avenir Next" w:cs="Avenir Next" w:eastAsia="Avenir Next"/>
           <w:color w:val="1A1A1A"/>
-          <w:sz w:val="21"/>
-          <w:szCs w:val="21"/>
-        </w:rPr>
-        <w:t xml:space="preserve"> − </w:t>
-      </w:r>
-      <w:r>
-        <w:rPr>
-          <w:rFonts w:ascii="Avenir Next" w:hAnsi="Avenir Next" w:cs="Avenir Next" w:eastAsia="Avenir Next"/>
-          <w:color w:val="1A1A1A"/>
-          <w:sz w:val="21"/>
-          <w:szCs w:val="21"/>
-          <w:u w:val="single"/>
-        </w:rPr>
-        <w:t xml:space="preserve">                </w:t>
-      </w:r>
-      <w:r>
-        <w:rPr>
-          <w:rFonts w:ascii="Avenir Next" w:hAnsi="Avenir Next" w:cs="Avenir Next" w:eastAsia="Avenir Next"/>
-          <w:color w:val="1A1A1A"/>
-          <w:sz w:val="21"/>
+          <w:sz w:val="22"/>
           <w:szCs w:val="21"/>
         </w:rPr>
         <w:t xml:space="preserve"> = </w:t>
@@ -2928,7 +2947,7 @@
         <w:tabs>
           <w:tab w:val="left" w:pos="1300"/>
         </w:tabs>
-        <w:spacing w:before="0" w:after="24" w:line="272" w:lineRule="auto"/>
+        <w:spacing w:before="0" w:after="24" w:line="256" w:lineRule="auto"/>
         <w:ind w:left="1300" w:hanging="868"/>
       </w:pPr>
       <w:r>
@@ -2936,18 +2955,18 @@
           <w:rFonts w:ascii="Avenir Next" w:hAnsi="Avenir Next" w:cs="Avenir Next" w:eastAsia="Avenir Next"/>
           <w:b/>
           <w:color w:val="003A70"/>
+          <w:sz w:val="22"/>
+          <w:szCs w:val="18"/>
+        </w:rPr>
+        <w:t xml:space="preserve">Step 3</w:t>
+      </w:r>
+      <w:r>
+        <w:rPr>
+          <w:rFonts w:ascii="Avenir Next" w:hAnsi="Avenir Next" w:cs="Avenir Next" w:eastAsia="Avenir Next"/>
+          <w:color w:val="1A1A1A"/>
           <w:sz w:val="18"/>
           <w:szCs w:val="18"/>
         </w:rPr>
-        <w:t xml:space="preserve">Step 3</w:t>
-      </w:r>
-      <w:r>
-        <w:rPr>
-          <w:rFonts w:ascii="Avenir Next" w:hAnsi="Avenir Next" w:cs="Avenir Next" w:eastAsia="Avenir Next"/>
-          <w:color w:val="1A1A1A"/>
-          <w:sz w:val="18"/>
-          <w:szCs w:val="18"/>
-        </w:rPr>
         <w:tab/>
       </w:r>
       <w:r>
@@ -2964,7 +2983,7 @@
         <w:rPr>
           <w:rFonts w:ascii="Avenir Next" w:hAnsi="Avenir Next" w:cs="Avenir Next" w:eastAsia="Avenir Next"/>
           <w:color w:val="1A1A1A"/>
-          <w:sz w:val="21"/>
+          <w:sz w:val="22"/>
           <w:szCs w:val="21"/>
         </w:rPr>
         <w:t xml:space="preserve"> units</w:t>
@@ -2977,6 +2996,7 @@
     </w:p>
     <w:p>
       <w:pPr>
+        <w:pStyle w:val="Heading2"/>
         <w:keepNext/>
         <w:pBdr>
           <w:bottom w:val="single" w:sz="8" w:space="3" w:color="003A70"/>
@@ -2992,7 +3012,7 @@
           <w:b/>
           <w:color w:val="003A70"/>
           <w:spacing w:val="14"/>
-          <w:sz w:val="19"/>
+          <w:sz w:val="22"/>
           <w:szCs w:val="19"/>
         </w:rPr>
         <w:t xml:space="preserve">YOUR TURN</w:t>
@@ -3011,7 +3031,7 @@
           <w:rFonts w:ascii="Avenir Next" w:hAnsi="Avenir Next" w:cs="Avenir Next" w:eastAsia="Avenir Next"/>
           <w:i/>
           <w:color w:val="5A5F66"/>
-          <w:sz w:val="17"/>
+          <w:sz w:val="22"/>
           <w:szCs w:val="17"/>
         </w:rPr>
         <w:t xml:space="preserve">use the steps on your own</w:t>
@@ -3061,7 +3081,7 @@
               <w:tabs>
                 <w:tab w:val="left" w:pos="432"/>
               </w:tabs>
-              <w:spacing w:before="90" w:after="40" w:line="268" w:lineRule="auto"/>
+              <w:spacing w:before="90" w:after="40" w:line="254" w:lineRule="auto"/>
               <w:ind w:left="432" w:hanging="432"/>
             </w:pPr>
             <w:r>
@@ -3135,7 +3155,7 @@
                     <w:tabs>
                       <w:tab w:val="left" w:pos="340"/>
                     </w:tabs>
-                    <w:spacing w:before="0" w:after="0" w:line="276" w:lineRule="auto"/>
+                    <w:spacing w:before="0" w:after="0" w:line="258" w:lineRule="auto"/>
                     <w:ind w:left="340" w:hanging="340"/>
                   </w:pPr>
                   <w:r>
@@ -3183,7 +3203,7 @@
                       <w:szCs w:val="22"/>
                       <w:u w:val="single"/>
                     </w:rPr>
-                    <w:t xml:space="preserve">        </w:t>
+                    <w:t xml:space="preserve">            </w:t>
                   </w:r>
                 </w:p>
               </w:tc>
@@ -3197,7 +3217,7 @@
                     <w:tabs>
                       <w:tab w:val="left" w:pos="340"/>
                     </w:tabs>
-                    <w:spacing w:before="0" w:after="0" w:line="276" w:lineRule="auto"/>
+                    <w:spacing w:before="0" w:after="0" w:line="258" w:lineRule="auto"/>
                     <w:ind w:left="340" w:hanging="340"/>
                   </w:pPr>
                   <w:r>
@@ -3245,7 +3265,7 @@
                       <w:szCs w:val="22"/>
                       <w:u w:val="single"/>
                     </w:rPr>
-                    <w:t xml:space="preserve">        </w:t>
+                    <w:t xml:space="preserve">            </w:t>
                   </w:r>
                 </w:p>
               </w:tc>
@@ -3259,7 +3279,7 @@
                     <w:tabs>
                       <w:tab w:val="left" w:pos="340"/>
                     </w:tabs>
-                    <w:spacing w:before="0" w:after="0" w:line="276" w:lineRule="auto"/>
+                    <w:spacing w:before="0" w:after="0" w:line="258" w:lineRule="auto"/>
                     <w:ind w:left="340" w:hanging="340"/>
                   </w:pPr>
                   <w:r>
@@ -3307,7 +3327,7 @@
                       <w:szCs w:val="22"/>
                       <w:u w:val="single"/>
                     </w:rPr>
-                    <w:t xml:space="preserve">        </w:t>
+                    <w:t xml:space="preserve">            </w:t>
                   </w:r>
                 </w:p>
               </w:tc>
@@ -3327,7 +3347,7 @@
                     <w:tabs>
                       <w:tab w:val="left" w:pos="340"/>
                     </w:tabs>
-                    <w:spacing w:before="0" w:after="0" w:line="276" w:lineRule="auto"/>
+                    <w:spacing w:before="0" w:after="0" w:line="258" w:lineRule="auto"/>
                     <w:ind w:left="340" w:hanging="340"/>
                   </w:pPr>
                   <w:r>
@@ -3375,7 +3395,7 @@
                       <w:szCs w:val="22"/>
                       <w:u w:val="single"/>
                     </w:rPr>
-                    <w:t xml:space="preserve">        </w:t>
+                    <w:t xml:space="preserve">            </w:t>
                   </w:r>
                 </w:p>
               </w:tc>
@@ -3389,7 +3409,7 @@
                     <w:tabs>
                       <w:tab w:val="left" w:pos="340"/>
                     </w:tabs>
-                    <w:spacing w:before="0" w:after="0" w:line="276" w:lineRule="auto"/>
+                    <w:spacing w:before="0" w:after="0" w:line="258" w:lineRule="auto"/>
                     <w:ind w:left="340" w:hanging="340"/>
                   </w:pPr>
                   <w:r>
@@ -3437,7 +3457,7 @@
                       <w:szCs w:val="22"/>
                       <w:u w:val="single"/>
                     </w:rPr>
-                    <w:t xml:space="preserve">        </w:t>
+                    <w:t xml:space="preserve">            </w:t>
                   </w:r>
                 </w:p>
               </w:tc>
@@ -3451,7 +3471,7 @@
                     <w:tabs>
                       <w:tab w:val="left" w:pos="340"/>
                     </w:tabs>
-                    <w:spacing w:before="0" w:after="0" w:line="276" w:lineRule="auto"/>
+                    <w:spacing w:before="0" w:after="0" w:line="258" w:lineRule="auto"/>
                     <w:ind w:left="340" w:hanging="340"/>
                   </w:pPr>
                   <w:r>
@@ -3499,7 +3519,7 @@
                       <w:szCs w:val="22"/>
                       <w:u w:val="single"/>
                     </w:rPr>
-                    <w:t xml:space="preserve">        </w:t>
+                    <w:t xml:space="preserve">            </w:t>
                   </w:r>
                 </w:p>
               </w:tc>
@@ -3520,6 +3540,7 @@
     </w:p>
     <w:p>
       <w:pPr>
+        <w:pStyle w:val="Heading2"/>
         <w:keepNext/>
         <w:pBdr>
           <w:bottom w:val="single" w:sz="8" w:space="3" w:color="003A70"/>
@@ -3535,7 +3556,7 @@
           <w:b/>
           <w:color w:val="003A70"/>
           <w:spacing w:val="14"/>
-          <w:sz w:val="19"/>
+          <w:sz w:val="22"/>
           <w:szCs w:val="19"/>
         </w:rPr>
         <w:t xml:space="preserve">READY CHECK</w:t>
@@ -3554,7 +3575,7 @@
           <w:rFonts w:ascii="Avenir Next" w:hAnsi="Avenir Next" w:cs="Avenir Next" w:eastAsia="Avenir Next"/>
           <w:i/>
           <w:color w:val="5A5F66"/>
-          <w:sz w:val="17"/>
+          <w:sz w:val="22"/>
           <w:szCs w:val="17"/>
         </w:rPr>
         <w:t xml:space="preserve">a problem like the one in today’s lesson</w:t>
@@ -3604,7 +3625,7 @@
               <w:tabs>
                 <w:tab w:val="left" w:pos="432"/>
               </w:tabs>
-              <w:spacing w:before="90" w:after="40" w:line="268" w:lineRule="auto"/>
+              <w:spacing w:before="90" w:after="40" w:line="254" w:lineRule="auto"/>
               <w:ind w:left="432" w:hanging="432"/>
             </w:pPr>
             <w:r>
@@ -3678,7 +3699,7 @@
                     <w:tabs>
                       <w:tab w:val="left" w:pos="340"/>
                     </w:tabs>
-                    <w:spacing w:before="0" w:after="0" w:line="264" w:lineRule="auto"/>
+                    <w:spacing w:before="0" w:after="0" w:line="252" w:lineRule="auto"/>
                     <w:ind w:left="340" w:hanging="340"/>
                   </w:pPr>
                   <w:r>
@@ -3686,25 +3707,25 @@
                       <w:rFonts w:ascii="Avenir Next" w:hAnsi="Avenir Next" w:cs="Avenir Next" w:eastAsia="Avenir Next"/>
                       <w:b/>
                       <w:color w:val="003A70"/>
+                      <w:sz w:val="22"/>
+                      <w:szCs w:val="21"/>
+                    </w:rPr>
+                    <w:t xml:space="preserve">A</w:t>
+                  </w:r>
+                  <w:r>
+                    <w:rPr>
+                      <w:rFonts w:ascii="Avenir Next" w:hAnsi="Avenir Next" w:cs="Avenir Next" w:eastAsia="Avenir Next"/>
+                      <w:color w:val="1A1A1A"/>
                       <w:sz w:val="21"/>
                       <w:szCs w:val="21"/>
                     </w:rPr>
-                    <w:t xml:space="preserve">A</w:t>
-                  </w:r>
-                  <w:r>
-                    <w:rPr>
-                      <w:rFonts w:ascii="Avenir Next" w:hAnsi="Avenir Next" w:cs="Avenir Next" w:eastAsia="Avenir Next"/>
-                      <w:color w:val="1A1A1A"/>
-                      <w:sz w:val="21"/>
-                      <w:szCs w:val="21"/>
-                    </w:rPr>
                     <w:tab/>
                   </w:r>
                   <w:r>
                     <w:rPr>
                       <w:rFonts w:ascii="Avenir Next" w:hAnsi="Avenir Next" w:cs="Avenir Next" w:eastAsia="Avenir Next"/>
                       <w:color w:val="1A1A1A"/>
-                      <w:sz w:val="21"/>
+                      <w:sz w:val="22"/>
                       <w:szCs w:val="21"/>
                     </w:rPr>
                     <w:t xml:space="preserve">5</w:t>
@@ -3721,7 +3742,7 @@
                     <w:tabs>
                       <w:tab w:val="left" w:pos="340"/>
                     </w:tabs>
-                    <w:spacing w:before="0" w:after="0" w:line="264" w:lineRule="auto"/>
+                    <w:spacing w:before="0" w:after="0" w:line="252" w:lineRule="auto"/>
                     <w:ind w:left="340" w:hanging="340"/>
                   </w:pPr>
                   <w:r>
@@ -3729,25 +3750,25 @@
                       <w:rFonts w:ascii="Avenir Next" w:hAnsi="Avenir Next" w:cs="Avenir Next" w:eastAsia="Avenir Next"/>
                       <w:b/>
                       <w:color w:val="003A70"/>
+                      <w:sz w:val="22"/>
+                      <w:szCs w:val="21"/>
+                    </w:rPr>
+                    <w:t xml:space="preserve">B</w:t>
+                  </w:r>
+                  <w:r>
+                    <w:rPr>
+                      <w:rFonts w:ascii="Avenir Next" w:hAnsi="Avenir Next" w:cs="Avenir Next" w:eastAsia="Avenir Next"/>
+                      <w:color w:val="1A1A1A"/>
                       <w:sz w:val="21"/>
                       <w:szCs w:val="21"/>
                     </w:rPr>
-                    <w:t xml:space="preserve">B</w:t>
-                  </w:r>
-                  <w:r>
-                    <w:rPr>
-                      <w:rFonts w:ascii="Avenir Next" w:hAnsi="Avenir Next" w:cs="Avenir Next" w:eastAsia="Avenir Next"/>
-                      <w:color w:val="1A1A1A"/>
-                      <w:sz w:val="21"/>
-                      <w:szCs w:val="21"/>
-                    </w:rPr>
                     <w:tab/>
                   </w:r>
                   <w:r>
                     <w:rPr>
                       <w:rFonts w:ascii="Avenir Next" w:hAnsi="Avenir Next" w:cs="Avenir Next" w:eastAsia="Avenir Next"/>
                       <w:color w:val="1A1A1A"/>
-                      <w:sz w:val="21"/>
+                      <w:sz w:val="22"/>
                       <w:szCs w:val="21"/>
                     </w:rPr>
                     <w:t xml:space="preserve">29</w:t>
@@ -3764,7 +3785,7 @@
                     <w:tabs>
                       <w:tab w:val="left" w:pos="340"/>
                     </w:tabs>
-                    <w:spacing w:before="0" w:after="0" w:line="264" w:lineRule="auto"/>
+                    <w:spacing w:before="0" w:after="0" w:line="252" w:lineRule="auto"/>
                     <w:ind w:left="340" w:hanging="340"/>
                   </w:pPr>
                   <w:r>
@@ -3772,25 +3793,25 @@
                       <w:rFonts w:ascii="Avenir Next" w:hAnsi="Avenir Next" w:cs="Avenir Next" w:eastAsia="Avenir Next"/>
                       <w:b/>
                       <w:color w:val="003A70"/>
+                      <w:sz w:val="22"/>
+                      <w:szCs w:val="21"/>
+                    </w:rPr>
+                    <w:t xml:space="preserve">C</w:t>
+                  </w:r>
+                  <w:r>
+                    <w:rPr>
+                      <w:rFonts w:ascii="Avenir Next" w:hAnsi="Avenir Next" w:cs="Avenir Next" w:eastAsia="Avenir Next"/>
+                      <w:color w:val="1A1A1A"/>
                       <w:sz w:val="21"/>
                       <w:szCs w:val="21"/>
                     </w:rPr>
-                    <w:t xml:space="preserve">C</w:t>
-                  </w:r>
-                  <w:r>
-                    <w:rPr>
-                      <w:rFonts w:ascii="Avenir Next" w:hAnsi="Avenir Next" w:cs="Avenir Next" w:eastAsia="Avenir Next"/>
-                      <w:color w:val="1A1A1A"/>
-                      <w:sz w:val="21"/>
-                      <w:szCs w:val="21"/>
-                    </w:rPr>
                     <w:tab/>
                   </w:r>
                   <w:r>
                     <w:rPr>
                       <w:rFonts w:ascii="Avenir Next" w:hAnsi="Avenir Next" w:cs="Avenir Next" w:eastAsia="Avenir Next"/>
                       <w:color w:val="1A1A1A"/>
-                      <w:sz w:val="21"/>
+                      <w:sz w:val="22"/>
                       <w:szCs w:val="21"/>
                     </w:rPr>
                     <w:t xml:space="preserve">−29</w:t>
@@ -3807,7 +3828,7 @@
                     <w:tabs>
                       <w:tab w:val="left" w:pos="340"/>
                     </w:tabs>
-                    <w:spacing w:before="0" w:after="0" w:line="264" w:lineRule="auto"/>
+                    <w:spacing w:before="0" w:after="0" w:line="252" w:lineRule="auto"/>
                     <w:ind w:left="340" w:hanging="340"/>
                   </w:pPr>
                   <w:r>
@@ -3815,25 +3836,25 @@
                       <w:rFonts w:ascii="Avenir Next" w:hAnsi="Avenir Next" w:cs="Avenir Next" w:eastAsia="Avenir Next"/>
                       <w:b/>
                       <w:color w:val="003A70"/>
+                      <w:sz w:val="22"/>
+                      <w:szCs w:val="21"/>
+                    </w:rPr>
+                    <w:t xml:space="preserve">D</w:t>
+                  </w:r>
+                  <w:r>
+                    <w:rPr>
+                      <w:rFonts w:ascii="Avenir Next" w:hAnsi="Avenir Next" w:cs="Avenir Next" w:eastAsia="Avenir Next"/>
+                      <w:color w:val="1A1A1A"/>
                       <w:sz w:val="21"/>
                       <w:szCs w:val="21"/>
                     </w:rPr>
-                    <w:t xml:space="preserve">D</w:t>
-                  </w:r>
-                  <w:r>
-                    <w:rPr>
-                      <w:rFonts w:ascii="Avenir Next" w:hAnsi="Avenir Next" w:cs="Avenir Next" w:eastAsia="Avenir Next"/>
-                      <w:color w:val="1A1A1A"/>
-                      <w:sz w:val="21"/>
-                      <w:szCs w:val="21"/>
-                    </w:rPr>
                     <w:tab/>
                   </w:r>
                   <w:r>
                     <w:rPr>
                       <w:rFonts w:ascii="Avenir Next" w:hAnsi="Avenir Next" w:cs="Avenir Next" w:eastAsia="Avenir Next"/>
                       <w:color w:val="1A1A1A"/>
-                      <w:sz w:val="21"/>
+                      <w:sz w:val="22"/>
                       <w:szCs w:val="21"/>
                     </w:rPr>
                     <w:t xml:space="preserve">17</w:t>
@@ -3882,19 +3903,42 @@
         <w:tblLook w:val="0000" w:firstRow="0" w:lastRow="0" w:firstColumn="0" w:lastColumn="0" w:noHBand="1" w:noVBand="1"/>
       </w:tblPr>
       <w:tblGrid>
-        <w:gridCol w:w="2000"/>
-        <w:gridCol w:w="2300"/>
-        <w:gridCol w:w="2100"/>
-        <w:gridCol w:w="3104"/>
+        <w:gridCol w:w="1750"/>
+        <w:gridCol w:w="2500"/>
+        <w:gridCol w:w="2200"/>
+        <w:gridCol w:w="3054"/>
       </w:tblGrid>
       <w:tr>
         <w:trPr>
           <w:cantSplit/>
-          <w:trHeight w:val="320" w:hRule="atLeast"/>
+          <w:trHeight w:val="300" w:hRule="atLeast"/>
         </w:trPr>
         <w:tc>
           <w:tcPr>
-            <w:tcW w:w="2000" w:type="dxa"/>
+            <w:tcW w:w="1750" w:type="dxa"/>
+            <w:vAlign w:val="center"/>
+          </w:tcPr>
+          <w:p>
+            <w:pPr>
+              <w:pStyle w:val="Heading2"/>
+              <w:spacing w:before="0" w:after="0" w:line="240" w:lineRule="auto"/>
+            </w:pPr>
+            <w:r>
+              <w:rPr>
+                <w:rFonts w:ascii="Avenir Next" w:hAnsi="Avenir Next" w:cs="Avenir Next" w:eastAsia="Avenir Next"/>
+                <w:b/>
+                <w:color w:val="003A70"/>
+                <w:spacing w:val="12"/>
+                <w:sz w:val="15"/>
+                <w:szCs w:val="15"/>
+              </w:rPr>
+              <w:t xml:space="preserve">CHECK YOURSELF</w:t>
+            </w:r>
+          </w:p>
+        </w:tc>
+        <w:tc>
+          <w:tcPr>
+            <w:tcW w:w="2500" w:type="dxa"/>
             <w:vAlign w:val="center"/>
           </w:tcPr>
           <w:p>
@@ -3903,20 +3947,27 @@
             </w:pPr>
             <w:r>
               <w:rPr>
-                <w:rFonts w:ascii="Avenir Next" w:hAnsi="Avenir Next" w:cs="Avenir Next" w:eastAsia="Avenir Next"/>
-                <w:b/>
-                <w:color w:val="003A70"/>
-                <w:spacing w:val="12"/>
-                <w:sz w:val="15"/>
-                <w:szCs w:val="15"/>
-              </w:rPr>
-              <w:t xml:space="preserve">CHECK YOURSELF</w:t>
+                <w:rFonts w:ascii="Arial" w:hAnsi="Arial" w:cs="Arial" w:eastAsia="Arial"/>
+                <w:color w:val="1A1A1A"/>
+                <w:sz w:val="20"/>
+                <w:szCs w:val="20"/>
+              </w:rPr>
+              <w:t xml:space="preserve">□</w:t>
+            </w:r>
+            <w:r>
+              <w:rPr>
+                <w:rFonts w:ascii="Avenir Next" w:hAnsi="Avenir Next" w:cs="Avenir Next" w:eastAsia="Avenir Next"/>
+                <w:color w:val="1A1A1A"/>
+                <w:sz w:val="17"/>
+                <w:szCs w:val="17"/>
+              </w:rPr>
+              <w:t xml:space="preserve">  I can do this on my own</w:t>
             </w:r>
           </w:p>
         </w:tc>
         <w:tc>
           <w:tcPr>
-            <w:tcW w:w="2300" w:type="dxa"/>
+            <w:tcW w:w="2200" w:type="dxa"/>
             <w:vAlign w:val="center"/>
           </w:tcPr>
           <w:p>
@@ -3927,8 +3978,8 @@
               <w:rPr>
                 <w:rFonts w:ascii="Arial" w:hAnsi="Arial" w:cs="Arial" w:eastAsia="Arial"/>
                 <w:color w:val="1A1A1A"/>
-                <w:sz w:val="24"/>
-                <w:szCs w:val="24"/>
+                <w:sz w:val="20"/>
+                <w:szCs w:val="20"/>
               </w:rPr>
               <w:t xml:space="preserve">□</w:t>
             </w:r>
@@ -3939,13 +3990,13 @@
                 <w:sz w:val="17"/>
                 <w:szCs w:val="17"/>
               </w:rPr>
-              <w:t xml:space="preserve">  I can do this on my own</w:t>
+              <w:t xml:space="preserve">  I need a little help</w:t>
             </w:r>
           </w:p>
         </w:tc>
         <w:tc>
           <w:tcPr>
-            <w:tcW w:w="2100" w:type="dxa"/>
+            <w:tcW w:w="3054" w:type="dxa"/>
             <w:vAlign w:val="center"/>
           </w:tcPr>
           <w:p>
@@ -3956,37 +4007,8 @@
               <w:rPr>
                 <w:rFonts w:ascii="Arial" w:hAnsi="Arial" w:cs="Arial" w:eastAsia="Arial"/>
                 <w:color w:val="1A1A1A"/>
-                <w:sz w:val="24"/>
-                <w:szCs w:val="24"/>
-              </w:rPr>
-              <w:t xml:space="preserve">□</w:t>
-            </w:r>
-            <w:r>
-              <w:rPr>
-                <w:rFonts w:ascii="Avenir Next" w:hAnsi="Avenir Next" w:cs="Avenir Next" w:eastAsia="Avenir Next"/>
-                <w:color w:val="1A1A1A"/>
-                <w:sz w:val="17"/>
-                <w:szCs w:val="17"/>
-              </w:rPr>
-              <w:t xml:space="preserve">  I need a little help</w:t>
-            </w:r>
-          </w:p>
-        </w:tc>
-        <w:tc>
-          <w:tcPr>
-            <w:tcW w:w="3104" w:type="dxa"/>
-            <w:vAlign w:val="center"/>
-          </w:tcPr>
-          <w:p>
-            <w:pPr>
-              <w:spacing w:before="0" w:after="0" w:line="240" w:lineRule="auto"/>
-            </w:pPr>
-            <w:r>
-              <w:rPr>
-                <w:rFonts w:ascii="Arial" w:hAnsi="Arial" w:cs="Arial" w:eastAsia="Arial"/>
-                <w:color w:val="1A1A1A"/>
-                <w:sz w:val="24"/>
-                <w:szCs w:val="24"/>
+                <w:sz w:val="20"/>
+                <w:szCs w:val="20"/>
               </w:rPr>
               <w:t xml:space="preserve">□</w:t>
             </w:r>
@@ -4021,7 +4043,7 @@
     <w:sectPr>
       <w:footerReference w:type="default" r:id="rIdFooter1"/>
       <w:pgSz w:w="12240" w:h="15840"/>
-      <w:pgMar w:top="893" w:right="1224" w:bottom="835" w:left="1512" w:header="432" w:footer="432" w:gutter="0"/>
+      <w:pgMar w:top="780" w:right="1224" w:bottom="760" w:left="1512" w:header="432" w:footer="432" w:gutter="0"/>
       <w:cols w:space="720"/>
     </w:sectPr>
   </w:body>
@@ -4101,7 +4123,106 @@
               <w:sz w:val="15"/>
               <w:szCs w:val="15"/>
             </w:rPr>
-            <w:t xml:space="preserve">Lesson 7-6  ·  Session 1  ·  Prerequisite Practice B</w:t>
+            <w:t xml:space="preserve">7-6 · Page </w:t>
+          </w:r>
+          <w:r>
+            <w:rPr>
+              <w:rFonts w:ascii="Avenir Next" w:hAnsi="Avenir Next" w:cs="Avenir Next" w:eastAsia="Avenir Next"/>
+              <w:color w:val="5A5F66"/>
+              <w:sz w:val="15"/>
+              <w:szCs w:val="15"/>
+            </w:rPr>
+            <w:fldChar w:fldCharType="begin"/>
+          </w:r>
+          <w:r>
+            <w:rPr>
+              <w:rFonts w:ascii="Avenir Next" w:hAnsi="Avenir Next" w:cs="Avenir Next" w:eastAsia="Avenir Next"/>
+              <w:color w:val="5A5F66"/>
+              <w:sz w:val="15"/>
+              <w:szCs w:val="15"/>
+            </w:rPr>
+            <w:instrText xml:space="preserve"> PAGE </w:instrText>
+          </w:r>
+          <w:r>
+            <w:rPr>
+              <w:rFonts w:ascii="Avenir Next" w:hAnsi="Avenir Next" w:cs="Avenir Next" w:eastAsia="Avenir Next"/>
+              <w:color w:val="5A5F66"/>
+              <w:sz w:val="15"/>
+              <w:szCs w:val="15"/>
+            </w:rPr>
+            <w:fldChar w:fldCharType="separate"/>
+          </w:r>
+          <w:r>
+            <w:rPr>
+              <w:rFonts w:ascii="Avenir Next" w:hAnsi="Avenir Next" w:cs="Avenir Next" w:eastAsia="Avenir Next"/>
+              <w:color w:val="5A5F66"/>
+              <w:sz w:val="15"/>
+              <w:szCs w:val="15"/>
+            </w:rPr>
+            <w:t xml:space="preserve">1</w:t>
+          </w:r>
+          <w:r>
+            <w:rPr>
+              <w:rFonts w:ascii="Avenir Next" w:hAnsi="Avenir Next" w:cs="Avenir Next" w:eastAsia="Avenir Next"/>
+              <w:color w:val="5A5F66"/>
+              <w:sz w:val="15"/>
+              <w:szCs w:val="15"/>
+            </w:rPr>
+            <w:fldChar w:fldCharType="end"/>
+          </w:r>
+          <w:r>
+            <w:rPr>
+              <w:rFonts w:ascii="Avenir Next" w:hAnsi="Avenir Next" w:cs="Avenir Next" w:eastAsia="Avenir Next"/>
+              <w:color w:val="5A5F66"/>
+              <w:sz w:val="15"/>
+              <w:szCs w:val="15"/>
+            </w:rPr>
+            <w:t xml:space="preserve"> of </w:t>
+          </w:r>
+          <w:r>
+            <w:rPr>
+              <w:rFonts w:ascii="Avenir Next" w:hAnsi="Avenir Next" w:cs="Avenir Next" w:eastAsia="Avenir Next"/>
+              <w:color w:val="5A5F66"/>
+              <w:sz w:val="15"/>
+              <w:szCs w:val="15"/>
+            </w:rPr>
+            <w:fldChar w:fldCharType="begin"/>
+          </w:r>
+          <w:r>
+            <w:rPr>
+              <w:rFonts w:ascii="Avenir Next" w:hAnsi="Avenir Next" w:cs="Avenir Next" w:eastAsia="Avenir Next"/>
+              <w:color w:val="5A5F66"/>
+              <w:sz w:val="15"/>
+              <w:szCs w:val="15"/>
+            </w:rPr>
+            <w:instrText xml:space="preserve"> NUMPAGES </w:instrText>
+          </w:r>
+          <w:r>
+            <w:rPr>
+              <w:rFonts w:ascii="Avenir Next" w:hAnsi="Avenir Next" w:cs="Avenir Next" w:eastAsia="Avenir Next"/>
+              <w:color w:val="5A5F66"/>
+              <w:sz w:val="15"/>
+              <w:szCs w:val="15"/>
+            </w:rPr>
+            <w:fldChar w:fldCharType="separate"/>
+          </w:r>
+          <w:r>
+            <w:rPr>
+              <w:rFonts w:ascii="Avenir Next" w:hAnsi="Avenir Next" w:cs="Avenir Next" w:eastAsia="Avenir Next"/>
+              <w:color w:val="5A5F66"/>
+              <w:sz w:val="15"/>
+              <w:szCs w:val="15"/>
+            </w:rPr>
+            <w:t xml:space="preserve">1</w:t>
+          </w:r>
+          <w:r>
+            <w:rPr>
+              <w:rFonts w:ascii="Avenir Next" w:hAnsi="Avenir Next" w:cs="Avenir Next" w:eastAsia="Avenir Next"/>
+              <w:color w:val="5A5F66"/>
+              <w:sz w:val="15"/>
+              <w:szCs w:val="15"/>
+            </w:rPr>
+            <w:fldChar w:fldCharType="end"/>
           </w:r>
         </w:p>
       </w:tc>
@@ -4144,5 +4265,23 @@
       </w:tblCellMar>
     </w:tblPr>
   </w:style>
+  <w:style w:type="paragraph" w:styleId="Heading1">
+    <w:name w:val="heading 1"/>
+    <w:basedOn w:val="Normal"/>
+    <w:pPr>
+      <w:outlineLvl w:val="0"/>
+      <w:keepNext w:val="0"/>
+      <w:keepLines w:val="0"/>
+    </w:pPr>
+  </w:style>
+  <w:style w:type="paragraph" w:styleId="Heading2">
+    <w:name w:val="heading 2"/>
+    <w:basedOn w:val="Normal"/>
+    <w:pPr>
+      <w:outlineLvl w:val="1"/>
+      <w:keepNext w:val="0"/>
+      <w:keepLines w:val="0"/>
+    </w:pPr>
+  </w:style>
 </w:styles>
 </file>